--- a/guess-what/unit-1-in-the-garden/worksheets/worksheet-A.docx
+++ b/guess-what/unit-1-in-the-garden/worksheets/worksheet-A.docx
@@ -200,7 +200,7 @@
                 <w:i w:val="0"/>
                 <w:sz w:val="22"/>
               </w:rPr>
-              <w:t>tortoise</w:t>
+              <w:t>turtle</w:t>
             </w:r>
             <w:r>
               <w:rPr>
@@ -769,7 +769,7 @@
                 <w:i w:val="0"/>
                 <w:sz w:val="21"/>
               </w:rPr>
-              <w:t xml:space="preserve">  ____________</w:t>
+              <w:t xml:space="preserve">  ___________</w:t>
             </w:r>
           </w:p>
         </w:tc>
@@ -1607,7 +1607,7 @@
                 <w:i w:val="0"/>
                 <w:sz w:val="21"/>
               </w:rPr>
-              <w:t xml:space="preserve">  t_rt__s_</w:t>
+              <w:t xml:space="preserve">  t_rtl_</w:t>
             </w:r>
             <w:r>
               <w:br/>
@@ -1619,7 +1619,7 @@
                 <w:i w:val="0"/>
                 <w:sz w:val="21"/>
               </w:rPr>
-              <w:t>____________</w:t>
+              <w:t>__________</w:t>
             </w:r>
           </w:p>
         </w:tc>
@@ -2082,7 +2082,7 @@
                 <w:i w:val="0"/>
                 <w:sz w:val="22"/>
               </w:rPr>
-              <w:t>TORTOISE</w:t>
+              <w:t>TURTLE</w:t>
             </w:r>
             <w:r>
               <w:rPr>
@@ -2158,7 +2158,137 @@
                 <w:i w:val="0"/>
                 <w:sz w:val="26"/>
               </w:rPr>
+              <w:t>X</w:t>
+            </w:r>
+          </w:p>
+        </w:tc>
+        <w:tc>
+          <w:tcPr>
+            <w:tcW w:type="dxa" w:w="488"/>
+            <w:tcBorders>
+              <w:top w:val="single" w:sz="4" w:color="9FB3C8"/>
+              <w:left w:val="single" w:sz="4" w:color="9FB3C8"/>
+              <w:bottom w:val="single" w:sz="4" w:color="9FB3C8"/>
+              <w:right w:val="single" w:sz="4" w:color="9FB3C8"/>
+            </w:tcBorders>
+          </w:tcPr>
+          <w:p>
+            <w:pPr>
+              <w:spacing w:after="20"/>
+              <w:jc w:val="center"/>
+            </w:pPr>
+            <w:r>
+              <w:rPr>
+                <w:rFonts w:ascii="Arial" w:hAnsi="Arial" w:eastAsia="Arial"/>
+                <w:b/>
+                <w:i w:val="0"/>
+                <w:sz w:val="26"/>
+              </w:rPr>
+              <w:t>E</w:t>
+            </w:r>
+          </w:p>
+        </w:tc>
+        <w:tc>
+          <w:tcPr>
+            <w:tcW w:type="dxa" w:w="488"/>
+            <w:tcBorders>
+              <w:top w:val="single" w:sz="4" w:color="9FB3C8"/>
+              <w:left w:val="single" w:sz="4" w:color="9FB3C8"/>
+              <w:bottom w:val="single" w:sz="4" w:color="9FB3C8"/>
+              <w:right w:val="single" w:sz="4" w:color="9FB3C8"/>
+            </w:tcBorders>
+          </w:tcPr>
+          <w:p>
+            <w:pPr>
+              <w:spacing w:after="20"/>
+              <w:jc w:val="center"/>
+            </w:pPr>
+            <w:r>
+              <w:rPr>
+                <w:rFonts w:ascii="Arial" w:hAnsi="Arial" w:eastAsia="Arial"/>
+                <w:b/>
+                <w:i w:val="0"/>
+                <w:sz w:val="26"/>
+              </w:rPr>
+              <w:t>W</w:t>
+            </w:r>
+          </w:p>
+        </w:tc>
+        <w:tc>
+          <w:tcPr>
+            <w:tcW w:type="dxa" w:w="488"/>
+            <w:tcBorders>
+              <w:top w:val="single" w:sz="4" w:color="9FB3C8"/>
+              <w:left w:val="single" w:sz="4" w:color="9FB3C8"/>
+              <w:bottom w:val="single" w:sz="4" w:color="9FB3C8"/>
+              <w:right w:val="single" w:sz="4" w:color="9FB3C8"/>
+            </w:tcBorders>
+          </w:tcPr>
+          <w:p>
+            <w:pPr>
+              <w:spacing w:after="20"/>
+              <w:jc w:val="center"/>
+            </w:pPr>
+            <w:r>
+              <w:rPr>
+                <w:rFonts w:ascii="Arial" w:hAnsi="Arial" w:eastAsia="Arial"/>
+                <w:b/>
+                <w:i w:val="0"/>
+                <w:sz w:val="26"/>
+              </w:rPr>
+              <w:t>O</w:t>
+            </w:r>
+          </w:p>
+        </w:tc>
+        <w:tc>
+          <w:tcPr>
+            <w:tcW w:type="dxa" w:w="488"/>
+            <w:tcBorders>
+              <w:top w:val="single" w:sz="4" w:color="9FB3C8"/>
+              <w:left w:val="single" w:sz="4" w:color="9FB3C8"/>
+              <w:bottom w:val="single" w:sz="4" w:color="9FB3C8"/>
+              <w:right w:val="single" w:sz="4" w:color="9FB3C8"/>
+            </w:tcBorders>
+          </w:tcPr>
+          <w:p>
+            <w:pPr>
+              <w:spacing w:after="20"/>
+              <w:jc w:val="center"/>
+            </w:pPr>
+            <w:r>
+              <w:rPr>
+                <w:rFonts w:ascii="Arial" w:hAnsi="Arial" w:eastAsia="Arial"/>
+                <w:b/>
+                <w:i w:val="0"/>
+                <w:sz w:val="26"/>
+              </w:rPr>
               <w:t>D</w:t>
+            </w:r>
+          </w:p>
+        </w:tc>
+        <w:tc>
+          <w:tcPr>
+            <w:tcW w:type="dxa" w:w="488"/>
+            <w:tcBorders>
+              <w:top w:val="single" w:sz="4" w:color="9FB3C8"/>
+              <w:left w:val="single" w:sz="4" w:color="9FB3C8"/>
+              <w:bottom w:val="single" w:sz="4" w:color="9FB3C8"/>
+              <w:right w:val="single" w:sz="4" w:color="9FB3C8"/>
+            </w:tcBorders>
+          </w:tcPr>
+          <w:p>
+            <w:pPr>
+              <w:spacing w:after="20"/>
+              <w:jc w:val="center"/>
+            </w:pPr>
+            <w:r>
+              <w:rPr>
+                <w:rFonts w:ascii="Arial" w:hAnsi="Arial" w:eastAsia="Arial"/>
+                <w:b/>
+                <w:i w:val="0"/>
+                <w:sz w:val="26"/>
+              </w:rPr>
+              <w:t>V</w:t>
             </w:r>
           </w:p>
         </w:tc>
@@ -2210,136 +2340,6 @@
                 <w:i w:val="0"/>
                 <w:sz w:val="26"/>
               </w:rPr>
-              <w:t>I</w:t>
-            </w:r>
-          </w:p>
-        </w:tc>
-        <w:tc>
-          <w:tcPr>
-            <w:tcW w:type="dxa" w:w="488"/>
-            <w:tcBorders>
-              <w:top w:val="single" w:sz="4" w:color="9FB3C8"/>
-              <w:left w:val="single" w:sz="4" w:color="9FB3C8"/>
-              <w:bottom w:val="single" w:sz="4" w:color="9FB3C8"/>
-              <w:right w:val="single" w:sz="4" w:color="9FB3C8"/>
-            </w:tcBorders>
-          </w:tcPr>
-          <w:p>
-            <w:pPr>
-              <w:spacing w:after="20"/>
-              <w:jc w:val="center"/>
-            </w:pPr>
-            <w:r>
-              <w:rPr>
-                <w:rFonts w:ascii="Arial" w:hAnsi="Arial" w:eastAsia="Arial"/>
-                <w:b/>
-                <w:i w:val="0"/>
-                <w:sz w:val="26"/>
-              </w:rPr>
-              <w:t>Q</w:t>
-            </w:r>
-          </w:p>
-        </w:tc>
-        <w:tc>
-          <w:tcPr>
-            <w:tcW w:type="dxa" w:w="488"/>
-            <w:tcBorders>
-              <w:top w:val="single" w:sz="4" w:color="9FB3C8"/>
-              <w:left w:val="single" w:sz="4" w:color="9FB3C8"/>
-              <w:bottom w:val="single" w:sz="4" w:color="9FB3C8"/>
-              <w:right w:val="single" w:sz="4" w:color="9FB3C8"/>
-            </w:tcBorders>
-          </w:tcPr>
-          <w:p>
-            <w:pPr>
-              <w:spacing w:after="20"/>
-              <w:jc w:val="center"/>
-            </w:pPr>
-            <w:r>
-              <w:rPr>
-                <w:rFonts w:ascii="Arial" w:hAnsi="Arial" w:eastAsia="Arial"/>
-                <w:b/>
-                <w:i w:val="0"/>
-                <w:sz w:val="26"/>
-              </w:rPr>
-              <w:t>B</w:t>
-            </w:r>
-          </w:p>
-        </w:tc>
-        <w:tc>
-          <w:tcPr>
-            <w:tcW w:type="dxa" w:w="488"/>
-            <w:tcBorders>
-              <w:top w:val="single" w:sz="4" w:color="9FB3C8"/>
-              <w:left w:val="single" w:sz="4" w:color="9FB3C8"/>
-              <w:bottom w:val="single" w:sz="4" w:color="9FB3C8"/>
-              <w:right w:val="single" w:sz="4" w:color="9FB3C8"/>
-            </w:tcBorders>
-          </w:tcPr>
-          <w:p>
-            <w:pPr>
-              <w:spacing w:after="20"/>
-              <w:jc w:val="center"/>
-            </w:pPr>
-            <w:r>
-              <w:rPr>
-                <w:rFonts w:ascii="Arial" w:hAnsi="Arial" w:eastAsia="Arial"/>
-                <w:b/>
-                <w:i w:val="0"/>
-                <w:sz w:val="26"/>
-              </w:rPr>
-              <w:t>K</w:t>
-            </w:r>
-          </w:p>
-        </w:tc>
-        <w:tc>
-          <w:tcPr>
-            <w:tcW w:type="dxa" w:w="488"/>
-            <w:tcBorders>
-              <w:top w:val="single" w:sz="4" w:color="9FB3C8"/>
-              <w:left w:val="single" w:sz="4" w:color="9FB3C8"/>
-              <w:bottom w:val="single" w:sz="4" w:color="9FB3C8"/>
-              <w:right w:val="single" w:sz="4" w:color="9FB3C8"/>
-            </w:tcBorders>
-          </w:tcPr>
-          <w:p>
-            <w:pPr>
-              <w:spacing w:after="20"/>
-              <w:jc w:val="center"/>
-            </w:pPr>
-            <w:r>
-              <w:rPr>
-                <w:rFonts w:ascii="Arial" w:hAnsi="Arial" w:eastAsia="Arial"/>
-                <w:b/>
-                <w:i w:val="0"/>
-                <w:sz w:val="26"/>
-              </w:rPr>
-              <w:t>D</w:t>
-            </w:r>
-          </w:p>
-        </w:tc>
-        <w:tc>
-          <w:tcPr>
-            <w:tcW w:type="dxa" w:w="488"/>
-            <w:tcBorders>
-              <w:top w:val="single" w:sz="4" w:color="9FB3C8"/>
-              <w:left w:val="single" w:sz="4" w:color="9FB3C8"/>
-              <w:bottom w:val="single" w:sz="4" w:color="9FB3C8"/>
-              <w:right w:val="single" w:sz="4" w:color="9FB3C8"/>
-            </w:tcBorders>
-          </w:tcPr>
-          <w:p>
-            <w:pPr>
-              <w:spacing w:after="20"/>
-              <w:jc w:val="center"/>
-            </w:pPr>
-            <w:r>
-              <w:rPr>
-                <w:rFonts w:ascii="Arial" w:hAnsi="Arial" w:eastAsia="Arial"/>
-                <w:b/>
-                <w:i w:val="0"/>
-                <w:sz w:val="26"/>
-              </w:rPr>
               <w:t>N</w:t>
             </w:r>
           </w:p>
@@ -2366,7 +2366,7 @@
                 <w:i w:val="0"/>
                 <w:sz w:val="26"/>
               </w:rPr>
-              <w:t>M</w:t>
+              <w:t>F</w:t>
             </w:r>
           </w:p>
         </w:tc>
@@ -2392,7 +2392,7 @@
                 <w:i w:val="0"/>
                 <w:sz w:val="26"/>
               </w:rPr>
-              <w:t>L</w:t>
+              <w:t>C</w:t>
             </w:r>
           </w:p>
         </w:tc>
@@ -2418,7 +2418,7 @@
                 <w:i w:val="0"/>
                 <w:sz w:val="26"/>
               </w:rPr>
-              <w:t>D</w:t>
+              <w:t>P</w:t>
             </w:r>
           </w:p>
         </w:tc>
@@ -2475,7 +2475,7 @@
                 <w:i w:val="0"/>
                 <w:sz w:val="26"/>
               </w:rPr>
-              <w:t>L</w:t>
+              <w:t>N</w:t>
             </w:r>
           </w:p>
         </w:tc>
@@ -2501,85 +2501,7 @@
                 <w:i w:val="0"/>
                 <w:sz w:val="26"/>
               </w:rPr>
-              <w:t>X</w:t>
-            </w:r>
-          </w:p>
-        </w:tc>
-        <w:tc>
-          <w:tcPr>
-            <w:tcW w:type="dxa" w:w="488"/>
-            <w:tcBorders>
-              <w:top w:val="single" w:sz="4" w:color="9FB3C8"/>
-              <w:left w:val="single" w:sz="4" w:color="9FB3C8"/>
-              <w:bottom w:val="single" w:sz="4" w:color="9FB3C8"/>
-              <w:right w:val="single" w:sz="4" w:color="9FB3C8"/>
-            </w:tcBorders>
-          </w:tcPr>
-          <w:p>
-            <w:pPr>
-              <w:spacing w:after="20"/>
-              <w:jc w:val="center"/>
-            </w:pPr>
-            <w:r>
-              <w:rPr>
-                <w:rFonts w:ascii="Arial" w:hAnsi="Arial" w:eastAsia="Arial"/>
-                <w:b/>
-                <w:i w:val="0"/>
-                <w:sz w:val="26"/>
-              </w:rPr>
-              <w:t>B</w:t>
-            </w:r>
-          </w:p>
-        </w:tc>
-        <w:tc>
-          <w:tcPr>
-            <w:tcW w:type="dxa" w:w="488"/>
-            <w:tcBorders>
-              <w:top w:val="single" w:sz="4" w:color="9FB3C8"/>
-              <w:left w:val="single" w:sz="4" w:color="9FB3C8"/>
-              <w:bottom w:val="single" w:sz="4" w:color="9FB3C8"/>
-              <w:right w:val="single" w:sz="4" w:color="9FB3C8"/>
-            </w:tcBorders>
-          </w:tcPr>
-          <w:p>
-            <w:pPr>
-              <w:spacing w:after="20"/>
-              <w:jc w:val="center"/>
-            </w:pPr>
-            <w:r>
-              <w:rPr>
-                <w:rFonts w:ascii="Arial" w:hAnsi="Arial" w:eastAsia="Arial"/>
-                <w:b/>
-                <w:i w:val="0"/>
-                <w:sz w:val="26"/>
-              </w:rPr>
-              <w:t>D</w:t>
-            </w:r>
-          </w:p>
-        </w:tc>
-        <w:tc>
-          <w:tcPr>
-            <w:tcW w:type="dxa" w:w="488"/>
-            <w:tcBorders>
-              <w:top w:val="single" w:sz="4" w:color="9FB3C8"/>
-              <w:left w:val="single" w:sz="4" w:color="9FB3C8"/>
-              <w:bottom w:val="single" w:sz="4" w:color="9FB3C8"/>
-              <w:right w:val="single" w:sz="4" w:color="9FB3C8"/>
-            </w:tcBorders>
-          </w:tcPr>
-          <w:p>
-            <w:pPr>
-              <w:spacing w:after="20"/>
-              <w:jc w:val="center"/>
-            </w:pPr>
-            <w:r>
-              <w:rPr>
-                <w:rFonts w:ascii="Arial" w:hAnsi="Arial" w:eastAsia="Arial"/>
-                <w:b/>
-                <w:i w:val="0"/>
-                <w:sz w:val="26"/>
-              </w:rPr>
-              <w:t>J</w:t>
+              <w:t>V</w:t>
             </w:r>
           </w:p>
         </w:tc>
@@ -2631,7 +2553,7 @@
                 <w:i w:val="0"/>
                 <w:sz w:val="26"/>
               </w:rPr>
-              <w:t>O</w:t>
+              <w:t>Q</w:t>
             </w:r>
           </w:p>
         </w:tc>
@@ -2683,7 +2605,7 @@
                 <w:i w:val="0"/>
                 <w:sz w:val="26"/>
               </w:rPr>
-              <w:t>K</w:t>
+              <w:t>T</w:t>
             </w:r>
           </w:p>
         </w:tc>
@@ -2709,7 +2631,7 @@
                 <w:i w:val="0"/>
                 <w:sz w:val="26"/>
               </w:rPr>
-              <w:t>J</w:t>
+              <w:t>U</w:t>
             </w:r>
           </w:p>
         </w:tc>
@@ -2761,7 +2683,85 @@
                 <w:i w:val="0"/>
                 <w:sz w:val="26"/>
               </w:rPr>
-              <w:t>Q</w:t>
+              <w:t>T</w:t>
+            </w:r>
+          </w:p>
+        </w:tc>
+        <w:tc>
+          <w:tcPr>
+            <w:tcW w:type="dxa" w:w="488"/>
+            <w:tcBorders>
+              <w:top w:val="single" w:sz="4" w:color="9FB3C8"/>
+              <w:left w:val="single" w:sz="4" w:color="9FB3C8"/>
+              <w:bottom w:val="single" w:sz="4" w:color="9FB3C8"/>
+              <w:right w:val="single" w:sz="4" w:color="9FB3C8"/>
+            </w:tcBorders>
+          </w:tcPr>
+          <w:p>
+            <w:pPr>
+              <w:spacing w:after="20"/>
+              <w:jc w:val="center"/>
+            </w:pPr>
+            <w:r>
+              <w:rPr>
+                <w:rFonts w:ascii="Arial" w:hAnsi="Arial" w:eastAsia="Arial"/>
+                <w:b/>
+                <w:i w:val="0"/>
+                <w:sz w:val="26"/>
+              </w:rPr>
+              <w:t>L</w:t>
+            </w:r>
+          </w:p>
+        </w:tc>
+        <w:tc>
+          <w:tcPr>
+            <w:tcW w:type="dxa" w:w="488"/>
+            <w:tcBorders>
+              <w:top w:val="single" w:sz="4" w:color="9FB3C8"/>
+              <w:left w:val="single" w:sz="4" w:color="9FB3C8"/>
+              <w:bottom w:val="single" w:sz="4" w:color="9FB3C8"/>
+              <w:right w:val="single" w:sz="4" w:color="9FB3C8"/>
+            </w:tcBorders>
+          </w:tcPr>
+          <w:p>
+            <w:pPr>
+              <w:spacing w:after="20"/>
+              <w:jc w:val="center"/>
+            </w:pPr>
+            <w:r>
+              <w:rPr>
+                <w:rFonts w:ascii="Arial" w:hAnsi="Arial" w:eastAsia="Arial"/>
+                <w:b/>
+                <w:i w:val="0"/>
+                <w:sz w:val="26"/>
+              </w:rPr>
+              <w:t>E</w:t>
+            </w:r>
+          </w:p>
+        </w:tc>
+        <w:tc>
+          <w:tcPr>
+            <w:tcW w:type="dxa" w:w="488"/>
+            <w:tcBorders>
+              <w:top w:val="single" w:sz="4" w:color="9FB3C8"/>
+              <w:left w:val="single" w:sz="4" w:color="9FB3C8"/>
+              <w:bottom w:val="single" w:sz="4" w:color="9FB3C8"/>
+              <w:right w:val="single" w:sz="4" w:color="9FB3C8"/>
+            </w:tcBorders>
+          </w:tcPr>
+          <w:p>
+            <w:pPr>
+              <w:spacing w:after="20"/>
+              <w:jc w:val="center"/>
+            </w:pPr>
+            <w:r>
+              <w:rPr>
+                <w:rFonts w:ascii="Arial" w:hAnsi="Arial" w:eastAsia="Arial"/>
+                <w:b/>
+                <w:i w:val="0"/>
+                <w:sz w:val="26"/>
+              </w:rPr>
+              <w:t>K</w:t>
             </w:r>
           </w:p>
         </w:tc>
@@ -2792,7 +2792,7 @@
                 <w:i w:val="0"/>
                 <w:sz w:val="26"/>
               </w:rPr>
-              <w:t>E</w:t>
+              <w:t>M</w:t>
             </w:r>
           </w:p>
         </w:tc>
@@ -3109,137 +3109,7 @@
                 <w:i w:val="0"/>
                 <w:sz w:val="26"/>
               </w:rPr>
-              <w:t>A</w:t>
-            </w:r>
-          </w:p>
-        </w:tc>
-        <w:tc>
-          <w:tcPr>
-            <w:tcW w:type="dxa" w:w="488"/>
-            <w:tcBorders>
-              <w:top w:val="single" w:sz="4" w:color="9FB3C8"/>
-              <w:left w:val="single" w:sz="4" w:color="9FB3C8"/>
-              <w:bottom w:val="single" w:sz="4" w:color="9FB3C8"/>
-              <w:right w:val="single" w:sz="4" w:color="9FB3C8"/>
-            </w:tcBorders>
-          </w:tcPr>
-          <w:p>
-            <w:pPr>
-              <w:spacing w:after="20"/>
-              <w:jc w:val="center"/>
-            </w:pPr>
-            <w:r>
-              <w:rPr>
-                <w:rFonts w:ascii="Arial" w:hAnsi="Arial" w:eastAsia="Arial"/>
-                <w:b/>
-                <w:i w:val="0"/>
-                <w:sz w:val="26"/>
-              </w:rPr>
-              <w:t>T</w:t>
-            </w:r>
-          </w:p>
-        </w:tc>
-        <w:tc>
-          <w:tcPr>
-            <w:tcW w:type="dxa" w:w="488"/>
-            <w:tcBorders>
-              <w:top w:val="single" w:sz="4" w:color="9FB3C8"/>
-              <w:left w:val="single" w:sz="4" w:color="9FB3C8"/>
-              <w:bottom w:val="single" w:sz="4" w:color="9FB3C8"/>
-              <w:right w:val="single" w:sz="4" w:color="9FB3C8"/>
-            </w:tcBorders>
-          </w:tcPr>
-          <w:p>
-            <w:pPr>
-              <w:spacing w:after="20"/>
-              <w:jc w:val="center"/>
-            </w:pPr>
-            <w:r>
-              <w:rPr>
-                <w:rFonts w:ascii="Arial" w:hAnsi="Arial" w:eastAsia="Arial"/>
-                <w:b/>
-                <w:i w:val="0"/>
-                <w:sz w:val="26"/>
-              </w:rPr>
-              <w:t>R</w:t>
-            </w:r>
-          </w:p>
-        </w:tc>
-        <w:tc>
-          <w:tcPr>
-            <w:tcW w:type="dxa" w:w="488"/>
-            <w:tcBorders>
-              <w:top w:val="single" w:sz="4" w:color="9FB3C8"/>
-              <w:left w:val="single" w:sz="4" w:color="9FB3C8"/>
-              <w:bottom w:val="single" w:sz="4" w:color="9FB3C8"/>
-              <w:right w:val="single" w:sz="4" w:color="9FB3C8"/>
-            </w:tcBorders>
-          </w:tcPr>
-          <w:p>
-            <w:pPr>
-              <w:spacing w:after="20"/>
-              <w:jc w:val="center"/>
-            </w:pPr>
-            <w:r>
-              <w:rPr>
-                <w:rFonts w:ascii="Arial" w:hAnsi="Arial" w:eastAsia="Arial"/>
-                <w:b/>
-                <w:i w:val="0"/>
-                <w:sz w:val="26"/>
-              </w:rPr>
-              <w:t>E</w:t>
-            </w:r>
-          </w:p>
-        </w:tc>
-        <w:tc>
-          <w:tcPr>
-            <w:tcW w:type="dxa" w:w="488"/>
-            <w:tcBorders>
-              <w:top w:val="single" w:sz="4" w:color="9FB3C8"/>
-              <w:left w:val="single" w:sz="4" w:color="9FB3C8"/>
-              <w:bottom w:val="single" w:sz="4" w:color="9FB3C8"/>
-              <w:right w:val="single" w:sz="4" w:color="9FB3C8"/>
-            </w:tcBorders>
-          </w:tcPr>
-          <w:p>
-            <w:pPr>
-              <w:spacing w:after="20"/>
-              <w:jc w:val="center"/>
-            </w:pPr>
-            <w:r>
-              <w:rPr>
-                <w:rFonts w:ascii="Arial" w:hAnsi="Arial" w:eastAsia="Arial"/>
-                <w:b/>
-                <w:i w:val="0"/>
-                <w:sz w:val="26"/>
-              </w:rPr>
-              <w:t>E</w:t>
-            </w:r>
-          </w:p>
-        </w:tc>
-        <w:tc>
-          <w:tcPr>
-            <w:tcW w:type="dxa" w:w="488"/>
-            <w:tcBorders>
-              <w:top w:val="single" w:sz="4" w:color="9FB3C8"/>
-              <w:left w:val="single" w:sz="4" w:color="9FB3C8"/>
-              <w:bottom w:val="single" w:sz="4" w:color="9FB3C8"/>
-              <w:right w:val="single" w:sz="4" w:color="9FB3C8"/>
-            </w:tcBorders>
-          </w:tcPr>
-          <w:p>
-            <w:pPr>
-              <w:spacing w:after="20"/>
-              <w:jc w:val="center"/>
-            </w:pPr>
-            <w:r>
-              <w:rPr>
-                <w:rFonts w:ascii="Arial" w:hAnsi="Arial" w:eastAsia="Arial"/>
-                <w:b/>
-                <w:i w:val="0"/>
-                <w:sz w:val="26"/>
-              </w:rPr>
-              <w:t>Q</w:t>
+              <w:t>M</w:t>
             </w:r>
           </w:p>
         </w:tc>
@@ -3291,246 +3161,7 @@
                 <w:i w:val="0"/>
                 <w:sz w:val="26"/>
               </w:rPr>
-              <w:t>K</w:t>
-            </w:r>
-          </w:p>
-        </w:tc>
-        <w:tc>
-          <w:tcPr>
-            <w:tcW w:type="dxa" w:w="488"/>
-            <w:tcBorders>
-              <w:top w:val="single" w:sz="4" w:color="9FB3C8"/>
-              <w:left w:val="single" w:sz="4" w:color="9FB3C8"/>
-              <w:bottom w:val="single" w:sz="4" w:color="9FB3C8"/>
-              <w:right w:val="single" w:sz="4" w:color="9FB3C8"/>
-            </w:tcBorders>
-          </w:tcPr>
-          <w:p>
-            <w:pPr>
-              <w:spacing w:after="20"/>
-              <w:jc w:val="center"/>
-            </w:pPr>
-            <w:r>
-              <w:rPr>
-                <w:rFonts w:ascii="Arial" w:hAnsi="Arial" w:eastAsia="Arial"/>
-                <w:b/>
-                <w:i w:val="0"/>
-                <w:sz w:val="26"/>
-              </w:rPr>
-              <w:t>D</w:t>
-            </w:r>
-          </w:p>
-        </w:tc>
-        <w:tc>
-          <w:tcPr>
-            <w:tcW w:type="dxa" w:w="488"/>
-            <w:tcBorders>
-              <w:top w:val="single" w:sz="4" w:color="9FB3C8"/>
-              <w:left w:val="single" w:sz="4" w:color="9FB3C8"/>
-              <w:bottom w:val="single" w:sz="4" w:color="9FB3C8"/>
-              <w:right w:val="single" w:sz="4" w:color="9FB3C8"/>
-            </w:tcBorders>
-          </w:tcPr>
-          <w:p>
-            <w:pPr>
-              <w:spacing w:after="20"/>
-              <w:jc w:val="center"/>
-            </w:pPr>
-            <w:r>
-              <w:rPr>
-                <w:rFonts w:ascii="Arial" w:hAnsi="Arial" w:eastAsia="Arial"/>
-                <w:b/>
-                <w:i w:val="0"/>
-                <w:sz w:val="26"/>
-              </w:rPr>
-              <w:t>V</w:t>
-            </w:r>
-          </w:p>
-        </w:tc>
-        <w:tc>
-          <w:tcPr>
-            <w:tcW w:type="dxa" w:w="488"/>
-            <w:tcBorders>
-              <w:top w:val="single" w:sz="4" w:color="9FB3C8"/>
-              <w:left w:val="single" w:sz="4" w:color="9FB3C8"/>
-              <w:bottom w:val="single" w:sz="4" w:color="9FB3C8"/>
-              <w:right w:val="single" w:sz="4" w:color="9FB3C8"/>
-            </w:tcBorders>
-          </w:tcPr>
-          <w:p>
-            <w:pPr>
-              <w:spacing w:after="20"/>
-              <w:jc w:val="center"/>
-            </w:pPr>
-            <w:r>
-              <w:rPr>
-                <w:rFonts w:ascii="Arial" w:hAnsi="Arial" w:eastAsia="Arial"/>
-                <w:b/>
-                <w:i w:val="0"/>
-                <w:sz w:val="26"/>
-              </w:rPr>
-              <w:t>Q</w:t>
-            </w:r>
-          </w:p>
-        </w:tc>
-        <w:tc>
-          <w:tcPr>
-            <w:tcW w:type="dxa" w:w="488"/>
-            <w:tcBorders>
-              <w:top w:val="single" w:sz="4" w:color="9FB3C8"/>
-              <w:left w:val="single" w:sz="4" w:color="9FB3C8"/>
-              <w:bottom w:val="single" w:sz="4" w:color="9FB3C8"/>
-              <w:right w:val="single" w:sz="4" w:color="9FB3C8"/>
-            </w:tcBorders>
-          </w:tcPr>
-          <w:p>
-            <w:pPr>
-              <w:spacing w:after="20"/>
-              <w:jc w:val="center"/>
-            </w:pPr>
-            <w:r>
-              <w:rPr>
-                <w:rFonts w:ascii="Arial" w:hAnsi="Arial" w:eastAsia="Arial"/>
-                <w:b/>
-                <w:i w:val="0"/>
-                <w:sz w:val="26"/>
-              </w:rPr>
-              <w:t>G</w:t>
-            </w:r>
-          </w:p>
-        </w:tc>
-      </w:tr>
-      <w:tr>
-        <w:trPr>
-          <w:trHeight w:val="488"/>
-        </w:trPr>
-        <w:tc>
-          <w:tcPr>
-            <w:tcW w:type="dxa" w:w="488"/>
-            <w:tcBorders>
-              <w:top w:val="single" w:sz="4" w:color="9FB3C8"/>
-              <w:left w:val="single" w:sz="4" w:color="9FB3C8"/>
-              <w:bottom w:val="single" w:sz="4" w:color="9FB3C8"/>
-              <w:right w:val="single" w:sz="4" w:color="9FB3C8"/>
-            </w:tcBorders>
-          </w:tcPr>
-          <w:p>
-            <w:pPr>
-              <w:spacing w:after="20"/>
-              <w:jc w:val="center"/>
-            </w:pPr>
-            <w:r>
-              <w:rPr>
-                <w:rFonts w:ascii="Arial" w:hAnsi="Arial" w:eastAsia="Arial"/>
-                <w:b/>
-                <w:i w:val="0"/>
-                <w:sz w:val="26"/>
-              </w:rPr>
-              <w:t>F</w:t>
-            </w:r>
-          </w:p>
-        </w:tc>
-        <w:tc>
-          <w:tcPr>
-            <w:tcW w:type="dxa" w:w="488"/>
-            <w:tcBorders>
-              <w:top w:val="single" w:sz="4" w:color="9FB3C8"/>
-              <w:left w:val="single" w:sz="4" w:color="9FB3C8"/>
-              <w:bottom w:val="single" w:sz="4" w:color="9FB3C8"/>
-              <w:right w:val="single" w:sz="4" w:color="9FB3C8"/>
-            </w:tcBorders>
-          </w:tcPr>
-          <w:p>
-            <w:pPr>
-              <w:spacing w:after="20"/>
-              <w:jc w:val="center"/>
-            </w:pPr>
-            <w:r>
-              <w:rPr>
-                <w:rFonts w:ascii="Arial" w:hAnsi="Arial" w:eastAsia="Arial"/>
-                <w:b/>
-                <w:i w:val="0"/>
-                <w:sz w:val="26"/>
-              </w:rPr>
-              <w:t>L</w:t>
-            </w:r>
-          </w:p>
-        </w:tc>
-        <w:tc>
-          <w:tcPr>
-            <w:tcW w:type="dxa" w:w="488"/>
-            <w:tcBorders>
-              <w:top w:val="single" w:sz="4" w:color="9FB3C8"/>
-              <w:left w:val="single" w:sz="4" w:color="9FB3C8"/>
-              <w:bottom w:val="single" w:sz="4" w:color="9FB3C8"/>
-              <w:right w:val="single" w:sz="4" w:color="9FB3C8"/>
-            </w:tcBorders>
-          </w:tcPr>
-          <w:p>
-            <w:pPr>
-              <w:spacing w:after="20"/>
-              <w:jc w:val="center"/>
-            </w:pPr>
-            <w:r>
-              <w:rPr>
-                <w:rFonts w:ascii="Arial" w:hAnsi="Arial" w:eastAsia="Arial"/>
-                <w:b/>
-                <w:i w:val="0"/>
-                <w:sz w:val="26"/>
-              </w:rPr>
-              <w:t>Z</w:t>
-            </w:r>
-          </w:p>
-        </w:tc>
-        <w:tc>
-          <w:tcPr>
-            <w:tcW w:type="dxa" w:w="488"/>
-            <w:tcBorders>
-              <w:top w:val="single" w:sz="4" w:color="9FB3C8"/>
-              <w:left w:val="single" w:sz="4" w:color="9FB3C8"/>
-              <w:bottom w:val="single" w:sz="4" w:color="9FB3C8"/>
-              <w:right w:val="single" w:sz="4" w:color="9FB3C8"/>
-            </w:tcBorders>
-          </w:tcPr>
-          <w:p>
-            <w:pPr>
-              <w:spacing w:after="20"/>
-              <w:jc w:val="center"/>
-            </w:pPr>
-            <w:r>
-              <w:rPr>
-                <w:rFonts w:ascii="Arial" w:hAnsi="Arial" w:eastAsia="Arial"/>
-                <w:b/>
-                <w:i w:val="0"/>
-                <w:sz w:val="26"/>
-              </w:rPr>
-              <w:t>B</w:t>
-            </w:r>
-          </w:p>
-        </w:tc>
-        <w:tc>
-          <w:tcPr>
-            <w:tcW w:type="dxa" w:w="488"/>
-            <w:tcBorders>
-              <w:top w:val="single" w:sz="4" w:color="9FB3C8"/>
-              <w:left w:val="single" w:sz="4" w:color="9FB3C8"/>
-              <w:bottom w:val="single" w:sz="4" w:color="9FB3C8"/>
-              <w:right w:val="single" w:sz="4" w:color="9FB3C8"/>
-            </w:tcBorders>
-          </w:tcPr>
-          <w:p>
-            <w:pPr>
-              <w:spacing w:after="20"/>
-              <w:jc w:val="center"/>
-            </w:pPr>
-            <w:r>
-              <w:rPr>
-                <w:rFonts w:ascii="Arial" w:hAnsi="Arial" w:eastAsia="Arial"/>
-                <w:b/>
-                <w:i w:val="0"/>
-                <w:sz w:val="26"/>
-              </w:rPr>
-              <w:t>A</w:t>
+              <w:t>J</w:t>
             </w:r>
           </w:p>
         </w:tc>
@@ -3686,7 +3317,7 @@
                 <w:i w:val="0"/>
                 <w:sz w:val="26"/>
               </w:rPr>
-              <w:t>C</w:t>
+              <w:t>Z</w:t>
             </w:r>
           </w:p>
         </w:tc>
@@ -3712,7 +3343,59 @@
                 <w:i w:val="0"/>
                 <w:sz w:val="26"/>
               </w:rPr>
-              <w:t>R</w:t>
+              <w:t>G</w:t>
+            </w:r>
+          </w:p>
+        </w:tc>
+        <w:tc>
+          <w:tcPr>
+            <w:tcW w:type="dxa" w:w="488"/>
+            <w:tcBorders>
+              <w:top w:val="single" w:sz="4" w:color="9FB3C8"/>
+              <w:left w:val="single" w:sz="4" w:color="9FB3C8"/>
+              <w:bottom w:val="single" w:sz="4" w:color="9FB3C8"/>
+              <w:right w:val="single" w:sz="4" w:color="9FB3C8"/>
+            </w:tcBorders>
+          </w:tcPr>
+          <w:p>
+            <w:pPr>
+              <w:spacing w:after="20"/>
+              <w:jc w:val="center"/>
+            </w:pPr>
+            <w:r>
+              <w:rPr>
+                <w:rFonts w:ascii="Arial" w:hAnsi="Arial" w:eastAsia="Arial"/>
+                <w:b/>
+                <w:i w:val="0"/>
+                <w:sz w:val="26"/>
+              </w:rPr>
+              <w:t>X</w:t>
+            </w:r>
+          </w:p>
+        </w:tc>
+        <w:tc>
+          <w:tcPr>
+            <w:tcW w:type="dxa" w:w="488"/>
+            <w:tcBorders>
+              <w:top w:val="single" w:sz="4" w:color="9FB3C8"/>
+              <w:left w:val="single" w:sz="4" w:color="9FB3C8"/>
+              <w:bottom w:val="single" w:sz="4" w:color="9FB3C8"/>
+              <w:right w:val="single" w:sz="4" w:color="9FB3C8"/>
+            </w:tcBorders>
+          </w:tcPr>
+          <w:p>
+            <w:pPr>
+              <w:spacing w:after="20"/>
+              <w:jc w:val="center"/>
+            </w:pPr>
+            <w:r>
+              <w:rPr>
+                <w:rFonts w:ascii="Arial" w:hAnsi="Arial" w:eastAsia="Arial"/>
+                <w:b/>
+                <w:i w:val="0"/>
+                <w:sz w:val="26"/>
+              </w:rPr>
+              <w:t>K</w:t>
             </w:r>
           </w:p>
         </w:tc>
@@ -3743,7 +3426,7 @@
                 <w:i w:val="0"/>
                 <w:sz w:val="26"/>
               </w:rPr>
-              <w:t>J</w:t>
+              <w:t>Y</w:t>
             </w:r>
           </w:p>
         </w:tc>
@@ -3769,7 +3452,7 @@
                 <w:i w:val="0"/>
                 <w:sz w:val="26"/>
               </w:rPr>
-              <w:t>I</w:t>
+              <w:t>B</w:t>
             </w:r>
           </w:p>
         </w:tc>
@@ -3795,7 +3478,324 @@
                 <w:i w:val="0"/>
                 <w:sz w:val="26"/>
               </w:rPr>
-              <w:t>M</w:t>
+              <w:t>S</w:t>
+            </w:r>
+          </w:p>
+        </w:tc>
+        <w:tc>
+          <w:tcPr>
+            <w:tcW w:type="dxa" w:w="488"/>
+            <w:tcBorders>
+              <w:top w:val="single" w:sz="4" w:color="9FB3C8"/>
+              <w:left w:val="single" w:sz="4" w:color="9FB3C8"/>
+              <w:bottom w:val="single" w:sz="4" w:color="9FB3C8"/>
+              <w:right w:val="single" w:sz="4" w:color="9FB3C8"/>
+            </w:tcBorders>
+          </w:tcPr>
+          <w:p>
+            <w:pPr>
+              <w:spacing w:after="20"/>
+              <w:jc w:val="center"/>
+            </w:pPr>
+            <w:r>
+              <w:rPr>
+                <w:rFonts w:ascii="Arial" w:hAnsi="Arial" w:eastAsia="Arial"/>
+                <w:b/>
+                <w:i w:val="0"/>
+                <w:sz w:val="26"/>
+              </w:rPr>
+              <w:t>F</w:t>
+            </w:r>
+          </w:p>
+        </w:tc>
+        <w:tc>
+          <w:tcPr>
+            <w:tcW w:type="dxa" w:w="488"/>
+            <w:tcBorders>
+              <w:top w:val="single" w:sz="4" w:color="9FB3C8"/>
+              <w:left w:val="single" w:sz="4" w:color="9FB3C8"/>
+              <w:bottom w:val="single" w:sz="4" w:color="9FB3C8"/>
+              <w:right w:val="single" w:sz="4" w:color="9FB3C8"/>
+            </w:tcBorders>
+          </w:tcPr>
+          <w:p>
+            <w:pPr>
+              <w:spacing w:after="20"/>
+              <w:jc w:val="center"/>
+            </w:pPr>
+            <w:r>
+              <w:rPr>
+                <w:rFonts w:ascii="Arial" w:hAnsi="Arial" w:eastAsia="Arial"/>
+                <w:b/>
+                <w:i w:val="0"/>
+                <w:sz w:val="26"/>
+              </w:rPr>
+              <w:t>S</w:t>
+            </w:r>
+          </w:p>
+        </w:tc>
+        <w:tc>
+          <w:tcPr>
+            <w:tcW w:type="dxa" w:w="488"/>
+            <w:tcBorders>
+              <w:top w:val="single" w:sz="4" w:color="9FB3C8"/>
+              <w:left w:val="single" w:sz="4" w:color="9FB3C8"/>
+              <w:bottom w:val="single" w:sz="4" w:color="9FB3C8"/>
+              <w:right w:val="single" w:sz="4" w:color="9FB3C8"/>
+            </w:tcBorders>
+          </w:tcPr>
+          <w:p>
+            <w:pPr>
+              <w:spacing w:after="20"/>
+              <w:jc w:val="center"/>
+            </w:pPr>
+            <w:r>
+              <w:rPr>
+                <w:rFonts w:ascii="Arial" w:hAnsi="Arial" w:eastAsia="Arial"/>
+                <w:b/>
+                <w:i w:val="0"/>
+                <w:sz w:val="26"/>
+              </w:rPr>
+              <w:t>Q</w:t>
+            </w:r>
+          </w:p>
+        </w:tc>
+        <w:tc>
+          <w:tcPr>
+            <w:tcW w:type="dxa" w:w="488"/>
+            <w:tcBorders>
+              <w:top w:val="single" w:sz="4" w:color="9FB3C8"/>
+              <w:left w:val="single" w:sz="4" w:color="9FB3C8"/>
+              <w:bottom w:val="single" w:sz="4" w:color="9FB3C8"/>
+              <w:right w:val="single" w:sz="4" w:color="9FB3C8"/>
+            </w:tcBorders>
+          </w:tcPr>
+          <w:p>
+            <w:pPr>
+              <w:spacing w:after="20"/>
+              <w:jc w:val="center"/>
+            </w:pPr>
+            <w:r>
+              <w:rPr>
+                <w:rFonts w:ascii="Arial" w:hAnsi="Arial" w:eastAsia="Arial"/>
+                <w:b/>
+                <w:i w:val="0"/>
+                <w:sz w:val="26"/>
+              </w:rPr>
+              <w:t>L</w:t>
+            </w:r>
+          </w:p>
+        </w:tc>
+        <w:tc>
+          <w:tcPr>
+            <w:tcW w:type="dxa" w:w="488"/>
+            <w:tcBorders>
+              <w:top w:val="single" w:sz="4" w:color="9FB3C8"/>
+              <w:left w:val="single" w:sz="4" w:color="9FB3C8"/>
+              <w:bottom w:val="single" w:sz="4" w:color="9FB3C8"/>
+              <w:right w:val="single" w:sz="4" w:color="9FB3C8"/>
+            </w:tcBorders>
+          </w:tcPr>
+          <w:p>
+            <w:pPr>
+              <w:spacing w:after="20"/>
+              <w:jc w:val="center"/>
+            </w:pPr>
+            <w:r>
+              <w:rPr>
+                <w:rFonts w:ascii="Arial" w:hAnsi="Arial" w:eastAsia="Arial"/>
+                <w:b/>
+                <w:i w:val="0"/>
+                <w:sz w:val="26"/>
+              </w:rPr>
+              <w:t>Y</w:t>
+            </w:r>
+          </w:p>
+        </w:tc>
+        <w:tc>
+          <w:tcPr>
+            <w:tcW w:type="dxa" w:w="488"/>
+            <w:tcBorders>
+              <w:top w:val="single" w:sz="4" w:color="9FB3C8"/>
+              <w:left w:val="single" w:sz="4" w:color="9FB3C8"/>
+              <w:bottom w:val="single" w:sz="4" w:color="9FB3C8"/>
+              <w:right w:val="single" w:sz="4" w:color="9FB3C8"/>
+            </w:tcBorders>
+          </w:tcPr>
+          <w:p>
+            <w:pPr>
+              <w:spacing w:after="20"/>
+              <w:jc w:val="center"/>
+            </w:pPr>
+            <w:r>
+              <w:rPr>
+                <w:rFonts w:ascii="Arial" w:hAnsi="Arial" w:eastAsia="Arial"/>
+                <w:b/>
+                <w:i w:val="0"/>
+                <w:sz w:val="26"/>
+              </w:rPr>
+              <w:t>L</w:t>
+            </w:r>
+          </w:p>
+        </w:tc>
+        <w:tc>
+          <w:tcPr>
+            <w:tcW w:type="dxa" w:w="488"/>
+            <w:tcBorders>
+              <w:top w:val="single" w:sz="4" w:color="9FB3C8"/>
+              <w:left w:val="single" w:sz="4" w:color="9FB3C8"/>
+              <w:bottom w:val="single" w:sz="4" w:color="9FB3C8"/>
+              <w:right w:val="single" w:sz="4" w:color="9FB3C8"/>
+            </w:tcBorders>
+          </w:tcPr>
+          <w:p>
+            <w:pPr>
+              <w:spacing w:after="20"/>
+              <w:jc w:val="center"/>
+            </w:pPr>
+            <w:r>
+              <w:rPr>
+                <w:rFonts w:ascii="Arial" w:hAnsi="Arial" w:eastAsia="Arial"/>
+                <w:b/>
+                <w:i w:val="0"/>
+                <w:sz w:val="26"/>
+              </w:rPr>
+              <w:t>U</w:t>
+            </w:r>
+          </w:p>
+        </w:tc>
+        <w:tc>
+          <w:tcPr>
+            <w:tcW w:type="dxa" w:w="488"/>
+            <w:tcBorders>
+              <w:top w:val="single" w:sz="4" w:color="9FB3C8"/>
+              <w:left w:val="single" w:sz="4" w:color="9FB3C8"/>
+              <w:bottom w:val="single" w:sz="4" w:color="9FB3C8"/>
+              <w:right w:val="single" w:sz="4" w:color="9FB3C8"/>
+            </w:tcBorders>
+          </w:tcPr>
+          <w:p>
+            <w:pPr>
+              <w:spacing w:after="20"/>
+              <w:jc w:val="center"/>
+            </w:pPr>
+            <w:r>
+              <w:rPr>
+                <w:rFonts w:ascii="Arial" w:hAnsi="Arial" w:eastAsia="Arial"/>
+                <w:b/>
+                <w:i w:val="0"/>
+                <w:sz w:val="26"/>
+              </w:rPr>
+              <w:t>B</w:t>
+            </w:r>
+          </w:p>
+        </w:tc>
+        <w:tc>
+          <w:tcPr>
+            <w:tcW w:type="dxa" w:w="488"/>
+            <w:tcBorders>
+              <w:top w:val="single" w:sz="4" w:color="9FB3C8"/>
+              <w:left w:val="single" w:sz="4" w:color="9FB3C8"/>
+              <w:bottom w:val="single" w:sz="4" w:color="9FB3C8"/>
+              <w:right w:val="single" w:sz="4" w:color="9FB3C8"/>
+            </w:tcBorders>
+          </w:tcPr>
+          <w:p>
+            <w:pPr>
+              <w:spacing w:after="20"/>
+              <w:jc w:val="center"/>
+            </w:pPr>
+            <w:r>
+              <w:rPr>
+                <w:rFonts w:ascii="Arial" w:hAnsi="Arial" w:eastAsia="Arial"/>
+                <w:b/>
+                <w:i w:val="0"/>
+                <w:sz w:val="26"/>
+              </w:rPr>
+              <w:t>G</w:t>
+            </w:r>
+          </w:p>
+        </w:tc>
+      </w:tr>
+      <w:tr>
+        <w:trPr>
+          <w:trHeight w:val="488"/>
+        </w:trPr>
+        <w:tc>
+          <w:tcPr>
+            <w:tcW w:type="dxa" w:w="488"/>
+            <w:tcBorders>
+              <w:top w:val="single" w:sz="4" w:color="9FB3C8"/>
+              <w:left w:val="single" w:sz="4" w:color="9FB3C8"/>
+              <w:bottom w:val="single" w:sz="4" w:color="9FB3C8"/>
+              <w:right w:val="single" w:sz="4" w:color="9FB3C8"/>
+            </w:tcBorders>
+          </w:tcPr>
+          <w:p>
+            <w:pPr>
+              <w:spacing w:after="20"/>
+              <w:jc w:val="center"/>
+            </w:pPr>
+            <w:r>
+              <w:rPr>
+                <w:rFonts w:ascii="Arial" w:hAnsi="Arial" w:eastAsia="Arial"/>
+                <w:b/>
+                <w:i w:val="0"/>
+                <w:sz w:val="26"/>
+              </w:rPr>
+              <w:t>F</w:t>
+            </w:r>
+          </w:p>
+        </w:tc>
+        <w:tc>
+          <w:tcPr>
+            <w:tcW w:type="dxa" w:w="488"/>
+            <w:tcBorders>
+              <w:top w:val="single" w:sz="4" w:color="9FB3C8"/>
+              <w:left w:val="single" w:sz="4" w:color="9FB3C8"/>
+              <w:bottom w:val="single" w:sz="4" w:color="9FB3C8"/>
+              <w:right w:val="single" w:sz="4" w:color="9FB3C8"/>
+            </w:tcBorders>
+          </w:tcPr>
+          <w:p>
+            <w:pPr>
+              <w:spacing w:after="20"/>
+              <w:jc w:val="center"/>
+            </w:pPr>
+            <w:r>
+              <w:rPr>
+                <w:rFonts w:ascii="Arial" w:hAnsi="Arial" w:eastAsia="Arial"/>
+                <w:b/>
+                <w:i w:val="0"/>
+                <w:sz w:val="26"/>
+              </w:rPr>
+              <w:t>L</w:t>
+            </w:r>
+          </w:p>
+        </w:tc>
+        <w:tc>
+          <w:tcPr>
+            <w:tcW w:type="dxa" w:w="488"/>
+            <w:tcBorders>
+              <w:top w:val="single" w:sz="4" w:color="9FB3C8"/>
+              <w:left w:val="single" w:sz="4" w:color="9FB3C8"/>
+              <w:bottom w:val="single" w:sz="4" w:color="9FB3C8"/>
+              <w:right w:val="single" w:sz="4" w:color="9FB3C8"/>
+            </w:tcBorders>
+          </w:tcPr>
+          <w:p>
+            <w:pPr>
+              <w:spacing w:after="20"/>
+              <w:jc w:val="center"/>
+            </w:pPr>
+            <w:r>
+              <w:rPr>
+                <w:rFonts w:ascii="Arial" w:hAnsi="Arial" w:eastAsia="Arial"/>
+                <w:b/>
+                <w:i w:val="0"/>
+                <w:sz w:val="26"/>
+              </w:rPr>
+              <w:t>O</w:t>
             </w:r>
           </w:p>
         </w:tc>
@@ -3873,7 +3873,111 @@
                 <w:i w:val="0"/>
                 <w:sz w:val="26"/>
               </w:rPr>
-              <w:t>Y</w:t>
+              <w:t>R</w:t>
+            </w:r>
+          </w:p>
+        </w:tc>
+        <w:tc>
+          <w:tcPr>
+            <w:tcW w:type="dxa" w:w="488"/>
+            <w:tcBorders>
+              <w:top w:val="single" w:sz="4" w:color="9FB3C8"/>
+              <w:left w:val="single" w:sz="4" w:color="9FB3C8"/>
+              <w:bottom w:val="single" w:sz="4" w:color="9FB3C8"/>
+              <w:right w:val="single" w:sz="4" w:color="9FB3C8"/>
+            </w:tcBorders>
+          </w:tcPr>
+          <w:p>
+            <w:pPr>
+              <w:spacing w:after="20"/>
+              <w:jc w:val="center"/>
+            </w:pPr>
+            <w:r>
+              <w:rPr>
+                <w:rFonts w:ascii="Arial" w:hAnsi="Arial" w:eastAsia="Arial"/>
+                <w:b/>
+                <w:i w:val="0"/>
+                <w:sz w:val="26"/>
+              </w:rPr>
+              <w:t>N</w:t>
+            </w:r>
+          </w:p>
+        </w:tc>
+        <w:tc>
+          <w:tcPr>
+            <w:tcW w:type="dxa" w:w="488"/>
+            <w:tcBorders>
+              <w:top w:val="single" w:sz="4" w:color="9FB3C8"/>
+              <w:left w:val="single" w:sz="4" w:color="9FB3C8"/>
+              <w:bottom w:val="single" w:sz="4" w:color="9FB3C8"/>
+              <w:right w:val="single" w:sz="4" w:color="9FB3C8"/>
+            </w:tcBorders>
+          </w:tcPr>
+          <w:p>
+            <w:pPr>
+              <w:spacing w:after="20"/>
+              <w:jc w:val="center"/>
+            </w:pPr>
+            <w:r>
+              <w:rPr>
+                <w:rFonts w:ascii="Arial" w:hAnsi="Arial" w:eastAsia="Arial"/>
+                <w:b/>
+                <w:i w:val="0"/>
+                <w:sz w:val="26"/>
+              </w:rPr>
+              <w:t>W</w:t>
+            </w:r>
+          </w:p>
+        </w:tc>
+        <w:tc>
+          <w:tcPr>
+            <w:tcW w:type="dxa" w:w="488"/>
+            <w:tcBorders>
+              <w:top w:val="single" w:sz="4" w:color="9FB3C8"/>
+              <w:left w:val="single" w:sz="4" w:color="9FB3C8"/>
+              <w:bottom w:val="single" w:sz="4" w:color="9FB3C8"/>
+              <w:right w:val="single" w:sz="4" w:color="9FB3C8"/>
+            </w:tcBorders>
+          </w:tcPr>
+          <w:p>
+            <w:pPr>
+              <w:spacing w:after="20"/>
+              <w:jc w:val="center"/>
+            </w:pPr>
+            <w:r>
+              <w:rPr>
+                <w:rFonts w:ascii="Arial" w:hAnsi="Arial" w:eastAsia="Arial"/>
+                <w:b/>
+                <w:i w:val="0"/>
+                <w:sz w:val="26"/>
+              </w:rPr>
+              <w:t>G</w:t>
+            </w:r>
+          </w:p>
+        </w:tc>
+        <w:tc>
+          <w:tcPr>
+            <w:tcW w:type="dxa" w:w="488"/>
+            <w:tcBorders>
+              <w:top w:val="single" w:sz="4" w:color="9FB3C8"/>
+              <w:left w:val="single" w:sz="4" w:color="9FB3C8"/>
+              <w:bottom w:val="single" w:sz="4" w:color="9FB3C8"/>
+              <w:right w:val="single" w:sz="4" w:color="9FB3C8"/>
+            </w:tcBorders>
+          </w:tcPr>
+          <w:p>
+            <w:pPr>
+              <w:spacing w:after="20"/>
+              <w:jc w:val="center"/>
+            </w:pPr>
+            <w:r>
+              <w:rPr>
+                <w:rFonts w:ascii="Arial" w:hAnsi="Arial" w:eastAsia="Arial"/>
+                <w:b/>
+                <w:i w:val="0"/>
+                <w:sz w:val="26"/>
+              </w:rPr>
+              <w:t>C</w:t>
             </w:r>
           </w:p>
         </w:tc>
@@ -3925,111 +4029,7 @@
                 <w:i w:val="0"/>
                 <w:sz w:val="26"/>
               </w:rPr>
-              <w:t>W</w:t>
-            </w:r>
-          </w:p>
-        </w:tc>
-        <w:tc>
-          <w:tcPr>
-            <w:tcW w:type="dxa" w:w="488"/>
-            <w:tcBorders>
-              <w:top w:val="single" w:sz="4" w:color="9FB3C8"/>
-              <w:left w:val="single" w:sz="4" w:color="9FB3C8"/>
-              <w:bottom w:val="single" w:sz="4" w:color="9FB3C8"/>
-              <w:right w:val="single" w:sz="4" w:color="9FB3C8"/>
-            </w:tcBorders>
-          </w:tcPr>
-          <w:p>
-            <w:pPr>
-              <w:spacing w:after="20"/>
-              <w:jc w:val="center"/>
-            </w:pPr>
-            <w:r>
-              <w:rPr>
-                <w:rFonts w:ascii="Arial" w:hAnsi="Arial" w:eastAsia="Arial"/>
-                <w:b/>
-                <w:i w:val="0"/>
-                <w:sz w:val="26"/>
-              </w:rPr>
-              <w:t>N</w:t>
-            </w:r>
-          </w:p>
-        </w:tc>
-        <w:tc>
-          <w:tcPr>
-            <w:tcW w:type="dxa" w:w="488"/>
-            <w:tcBorders>
-              <w:top w:val="single" w:sz="4" w:color="9FB3C8"/>
-              <w:left w:val="single" w:sz="4" w:color="9FB3C8"/>
-              <w:bottom w:val="single" w:sz="4" w:color="9FB3C8"/>
-              <w:right w:val="single" w:sz="4" w:color="9FB3C8"/>
-            </w:tcBorders>
-          </w:tcPr>
-          <w:p>
-            <w:pPr>
-              <w:spacing w:after="20"/>
-              <w:jc w:val="center"/>
-            </w:pPr>
-            <w:r>
-              <w:rPr>
-                <w:rFonts w:ascii="Arial" w:hAnsi="Arial" w:eastAsia="Arial"/>
-                <w:b/>
-                <w:i w:val="0"/>
-                <w:sz w:val="26"/>
-              </w:rPr>
-              <w:t>X</w:t>
-            </w:r>
-          </w:p>
-        </w:tc>
-        <w:tc>
-          <w:tcPr>
-            <w:tcW w:type="dxa" w:w="488"/>
-            <w:tcBorders>
-              <w:top w:val="single" w:sz="4" w:color="9FB3C8"/>
-              <w:left w:val="single" w:sz="4" w:color="9FB3C8"/>
-              <w:bottom w:val="single" w:sz="4" w:color="9FB3C8"/>
-              <w:right w:val="single" w:sz="4" w:color="9FB3C8"/>
-            </w:tcBorders>
-          </w:tcPr>
-          <w:p>
-            <w:pPr>
-              <w:spacing w:after="20"/>
-              <w:jc w:val="center"/>
-            </w:pPr>
-            <w:r>
-              <w:rPr>
-                <w:rFonts w:ascii="Arial" w:hAnsi="Arial" w:eastAsia="Arial"/>
-                <w:b/>
-                <w:i w:val="0"/>
-                <w:sz w:val="26"/>
-              </w:rPr>
-              <w:t>W</w:t>
-            </w:r>
-          </w:p>
-        </w:tc>
-        <w:tc>
-          <w:tcPr>
-            <w:tcW w:type="dxa" w:w="488"/>
-            <w:tcBorders>
-              <w:top w:val="single" w:sz="4" w:color="9FB3C8"/>
-              <w:left w:val="single" w:sz="4" w:color="9FB3C8"/>
-              <w:bottom w:val="single" w:sz="4" w:color="9FB3C8"/>
-              <w:right w:val="single" w:sz="4" w:color="9FB3C8"/>
-            </w:tcBorders>
-          </w:tcPr>
-          <w:p>
-            <w:pPr>
-              <w:spacing w:after="20"/>
-              <w:jc w:val="center"/>
-            </w:pPr>
-            <w:r>
-              <w:rPr>
-                <w:rFonts w:ascii="Arial" w:hAnsi="Arial" w:eastAsia="Arial"/>
-                <w:b/>
-                <w:i w:val="0"/>
-                <w:sz w:val="26"/>
-              </w:rPr>
-              <w:t>A</w:t>
+              <w:t>Q</w:t>
             </w:r>
           </w:p>
         </w:tc>
@@ -4064,6 +4064,297 @@
             </w:r>
           </w:p>
         </w:tc>
+        <w:tc>
+          <w:tcPr>
+            <w:tcW w:type="dxa" w:w="488"/>
+            <w:tcBorders>
+              <w:top w:val="single" w:sz="4" w:color="9FB3C8"/>
+              <w:left w:val="single" w:sz="4" w:color="9FB3C8"/>
+              <w:bottom w:val="single" w:sz="4" w:color="9FB3C8"/>
+              <w:right w:val="single" w:sz="4" w:color="9FB3C8"/>
+            </w:tcBorders>
+          </w:tcPr>
+          <w:p>
+            <w:pPr>
+              <w:spacing w:after="20"/>
+              <w:jc w:val="center"/>
+            </w:pPr>
+            <w:r>
+              <w:rPr>
+                <w:rFonts w:ascii="Arial" w:hAnsi="Arial" w:eastAsia="Arial"/>
+                <w:b/>
+                <w:i w:val="0"/>
+                <w:sz w:val="26"/>
+              </w:rPr>
+              <w:t>Q</w:t>
+            </w:r>
+          </w:p>
+        </w:tc>
+        <w:tc>
+          <w:tcPr>
+            <w:tcW w:type="dxa" w:w="488"/>
+            <w:tcBorders>
+              <w:top w:val="single" w:sz="4" w:color="9FB3C8"/>
+              <w:left w:val="single" w:sz="4" w:color="9FB3C8"/>
+              <w:bottom w:val="single" w:sz="4" w:color="9FB3C8"/>
+              <w:right w:val="single" w:sz="4" w:color="9FB3C8"/>
+            </w:tcBorders>
+          </w:tcPr>
+          <w:p>
+            <w:pPr>
+              <w:spacing w:after="20"/>
+              <w:jc w:val="center"/>
+            </w:pPr>
+            <w:r>
+              <w:rPr>
+                <w:rFonts w:ascii="Arial" w:hAnsi="Arial" w:eastAsia="Arial"/>
+                <w:b/>
+                <w:i w:val="0"/>
+                <w:sz w:val="26"/>
+              </w:rPr>
+              <w:t>R</w:t>
+            </w:r>
+          </w:p>
+        </w:tc>
+        <w:tc>
+          <w:tcPr>
+            <w:tcW w:type="dxa" w:w="488"/>
+            <w:tcBorders>
+              <w:top w:val="single" w:sz="4" w:color="9FB3C8"/>
+              <w:left w:val="single" w:sz="4" w:color="9FB3C8"/>
+              <w:bottom w:val="single" w:sz="4" w:color="9FB3C8"/>
+              <w:right w:val="single" w:sz="4" w:color="9FB3C8"/>
+            </w:tcBorders>
+          </w:tcPr>
+          <w:p>
+            <w:pPr>
+              <w:spacing w:after="20"/>
+              <w:jc w:val="center"/>
+            </w:pPr>
+            <w:r>
+              <w:rPr>
+                <w:rFonts w:ascii="Arial" w:hAnsi="Arial" w:eastAsia="Arial"/>
+                <w:b/>
+                <w:i w:val="0"/>
+                <w:sz w:val="26"/>
+              </w:rPr>
+              <w:t>C</w:t>
+            </w:r>
+          </w:p>
+        </w:tc>
+        <w:tc>
+          <w:tcPr>
+            <w:tcW w:type="dxa" w:w="488"/>
+            <w:tcBorders>
+              <w:top w:val="single" w:sz="4" w:color="9FB3C8"/>
+              <w:left w:val="single" w:sz="4" w:color="9FB3C8"/>
+              <w:bottom w:val="single" w:sz="4" w:color="9FB3C8"/>
+              <w:right w:val="single" w:sz="4" w:color="9FB3C8"/>
+            </w:tcBorders>
+          </w:tcPr>
+          <w:p>
+            <w:pPr>
+              <w:spacing w:after="20"/>
+              <w:jc w:val="center"/>
+            </w:pPr>
+            <w:r>
+              <w:rPr>
+                <w:rFonts w:ascii="Arial" w:hAnsi="Arial" w:eastAsia="Arial"/>
+                <w:b/>
+                <w:i w:val="0"/>
+                <w:sz w:val="26"/>
+              </w:rPr>
+              <w:t>T</w:t>
+            </w:r>
+          </w:p>
+        </w:tc>
+        <w:tc>
+          <w:tcPr>
+            <w:tcW w:type="dxa" w:w="488"/>
+            <w:tcBorders>
+              <w:top w:val="single" w:sz="4" w:color="9FB3C8"/>
+              <w:left w:val="single" w:sz="4" w:color="9FB3C8"/>
+              <w:bottom w:val="single" w:sz="4" w:color="9FB3C8"/>
+              <w:right w:val="single" w:sz="4" w:color="9FB3C8"/>
+            </w:tcBorders>
+          </w:tcPr>
+          <w:p>
+            <w:pPr>
+              <w:spacing w:after="20"/>
+              <w:jc w:val="center"/>
+            </w:pPr>
+            <w:r>
+              <w:rPr>
+                <w:rFonts w:ascii="Arial" w:hAnsi="Arial" w:eastAsia="Arial"/>
+                <w:b/>
+                <w:i w:val="0"/>
+                <w:sz w:val="26"/>
+              </w:rPr>
+              <w:t>F</w:t>
+            </w:r>
+          </w:p>
+        </w:tc>
+        <w:tc>
+          <w:tcPr>
+            <w:tcW w:type="dxa" w:w="488"/>
+            <w:tcBorders>
+              <w:top w:val="single" w:sz="4" w:color="9FB3C8"/>
+              <w:left w:val="single" w:sz="4" w:color="9FB3C8"/>
+              <w:bottom w:val="single" w:sz="4" w:color="9FB3C8"/>
+              <w:right w:val="single" w:sz="4" w:color="9FB3C8"/>
+            </w:tcBorders>
+          </w:tcPr>
+          <w:p>
+            <w:pPr>
+              <w:spacing w:after="20"/>
+              <w:jc w:val="center"/>
+            </w:pPr>
+            <w:r>
+              <w:rPr>
+                <w:rFonts w:ascii="Arial" w:hAnsi="Arial" w:eastAsia="Arial"/>
+                <w:b/>
+                <w:i w:val="0"/>
+                <w:sz w:val="26"/>
+              </w:rPr>
+              <w:t>S</w:t>
+            </w:r>
+          </w:p>
+        </w:tc>
+        <w:tc>
+          <w:tcPr>
+            <w:tcW w:type="dxa" w:w="488"/>
+            <w:tcBorders>
+              <w:top w:val="single" w:sz="4" w:color="9FB3C8"/>
+              <w:left w:val="single" w:sz="4" w:color="9FB3C8"/>
+              <w:bottom w:val="single" w:sz="4" w:color="9FB3C8"/>
+              <w:right w:val="single" w:sz="4" w:color="9FB3C8"/>
+            </w:tcBorders>
+          </w:tcPr>
+          <w:p>
+            <w:pPr>
+              <w:spacing w:after="20"/>
+              <w:jc w:val="center"/>
+            </w:pPr>
+            <w:r>
+              <w:rPr>
+                <w:rFonts w:ascii="Arial" w:hAnsi="Arial" w:eastAsia="Arial"/>
+                <w:b/>
+                <w:i w:val="0"/>
+                <w:sz w:val="26"/>
+              </w:rPr>
+              <w:t>C</w:t>
+            </w:r>
+          </w:p>
+        </w:tc>
+        <w:tc>
+          <w:tcPr>
+            <w:tcW w:type="dxa" w:w="488"/>
+            <w:tcBorders>
+              <w:top w:val="single" w:sz="4" w:color="9FB3C8"/>
+              <w:left w:val="single" w:sz="4" w:color="9FB3C8"/>
+              <w:bottom w:val="single" w:sz="4" w:color="9FB3C8"/>
+              <w:right w:val="single" w:sz="4" w:color="9FB3C8"/>
+            </w:tcBorders>
+          </w:tcPr>
+          <w:p>
+            <w:pPr>
+              <w:spacing w:after="20"/>
+              <w:jc w:val="center"/>
+            </w:pPr>
+            <w:r>
+              <w:rPr>
+                <w:rFonts w:ascii="Arial" w:hAnsi="Arial" w:eastAsia="Arial"/>
+                <w:b/>
+                <w:i w:val="0"/>
+                <w:sz w:val="26"/>
+              </w:rPr>
+              <w:t>R</w:t>
+            </w:r>
+          </w:p>
+        </w:tc>
+        <w:tc>
+          <w:tcPr>
+            <w:tcW w:type="dxa" w:w="488"/>
+            <w:tcBorders>
+              <w:top w:val="single" w:sz="4" w:color="9FB3C8"/>
+              <w:left w:val="single" w:sz="4" w:color="9FB3C8"/>
+              <w:bottom w:val="single" w:sz="4" w:color="9FB3C8"/>
+              <w:right w:val="single" w:sz="4" w:color="9FB3C8"/>
+            </w:tcBorders>
+          </w:tcPr>
+          <w:p>
+            <w:pPr>
+              <w:spacing w:after="20"/>
+              <w:jc w:val="center"/>
+            </w:pPr>
+            <w:r>
+              <w:rPr>
+                <w:rFonts w:ascii="Arial" w:hAnsi="Arial" w:eastAsia="Arial"/>
+                <w:b/>
+                <w:i w:val="0"/>
+                <w:sz w:val="26"/>
+              </w:rPr>
+              <w:t>I</w:t>
+            </w:r>
+          </w:p>
+        </w:tc>
+        <w:tc>
+          <w:tcPr>
+            <w:tcW w:type="dxa" w:w="488"/>
+            <w:tcBorders>
+              <w:top w:val="single" w:sz="4" w:color="9FB3C8"/>
+              <w:left w:val="single" w:sz="4" w:color="9FB3C8"/>
+              <w:bottom w:val="single" w:sz="4" w:color="9FB3C8"/>
+              <w:right w:val="single" w:sz="4" w:color="9FB3C8"/>
+            </w:tcBorders>
+          </w:tcPr>
+          <w:p>
+            <w:pPr>
+              <w:spacing w:after="20"/>
+              <w:jc w:val="center"/>
+            </w:pPr>
+            <w:r>
+              <w:rPr>
+                <w:rFonts w:ascii="Arial" w:hAnsi="Arial" w:eastAsia="Arial"/>
+                <w:b/>
+                <w:i w:val="0"/>
+                <w:sz w:val="26"/>
+              </w:rPr>
+              <w:t>K</w:t>
+            </w:r>
+          </w:p>
+        </w:tc>
+        <w:tc>
+          <w:tcPr>
+            <w:tcW w:type="dxa" w:w="488"/>
+            <w:tcBorders>
+              <w:top w:val="single" w:sz="4" w:color="9FB3C8"/>
+              <w:left w:val="single" w:sz="4" w:color="9FB3C8"/>
+              <w:bottom w:val="single" w:sz="4" w:color="9FB3C8"/>
+              <w:right w:val="single" w:sz="4" w:color="9FB3C8"/>
+            </w:tcBorders>
+          </w:tcPr>
+          <w:p>
+            <w:pPr>
+              <w:spacing w:after="20"/>
+              <w:jc w:val="center"/>
+            </w:pPr>
+            <w:r>
+              <w:rPr>
+                <w:rFonts w:ascii="Arial" w:hAnsi="Arial" w:eastAsia="Arial"/>
+                <w:b/>
+                <w:i w:val="0"/>
+                <w:sz w:val="26"/>
+              </w:rPr>
+              <w:t>L</w:t>
+            </w:r>
+          </w:p>
+        </w:tc>
+      </w:tr>
+      <w:tr>
+        <w:trPr>
+          <w:trHeight w:val="488"/>
+        </w:trPr>
         <w:tc>
           <w:tcPr>
             <w:tcW w:type="dxa" w:w="488"/>
@@ -4138,7 +4429,324 @@
                 <w:i w:val="0"/>
                 <w:sz w:val="26"/>
               </w:rPr>
-              <w:t>R</w:t>
+              <w:t>W</w:t>
+            </w:r>
+          </w:p>
+        </w:tc>
+        <w:tc>
+          <w:tcPr>
+            <w:tcW w:type="dxa" w:w="488"/>
+            <w:tcBorders>
+              <w:top w:val="single" w:sz="4" w:color="9FB3C8"/>
+              <w:left w:val="single" w:sz="4" w:color="9FB3C8"/>
+              <w:bottom w:val="single" w:sz="4" w:color="9FB3C8"/>
+              <w:right w:val="single" w:sz="4" w:color="9FB3C8"/>
+            </w:tcBorders>
+          </w:tcPr>
+          <w:p>
+            <w:pPr>
+              <w:spacing w:after="20"/>
+              <w:jc w:val="center"/>
+            </w:pPr>
+            <w:r>
+              <w:rPr>
+                <w:rFonts w:ascii="Arial" w:hAnsi="Arial" w:eastAsia="Arial"/>
+                <w:b/>
+                <w:i w:val="0"/>
+                <w:sz w:val="26"/>
+              </w:rPr>
+              <w:t>F</w:t>
+            </w:r>
+          </w:p>
+        </w:tc>
+        <w:tc>
+          <w:tcPr>
+            <w:tcW w:type="dxa" w:w="488"/>
+            <w:tcBorders>
+              <w:top w:val="single" w:sz="4" w:color="9FB3C8"/>
+              <w:left w:val="single" w:sz="4" w:color="9FB3C8"/>
+              <w:bottom w:val="single" w:sz="4" w:color="9FB3C8"/>
+              <w:right w:val="single" w:sz="4" w:color="9FB3C8"/>
+            </w:tcBorders>
+          </w:tcPr>
+          <w:p>
+            <w:pPr>
+              <w:spacing w:after="20"/>
+              <w:jc w:val="center"/>
+            </w:pPr>
+            <w:r>
+              <w:rPr>
+                <w:rFonts w:ascii="Arial" w:hAnsi="Arial" w:eastAsia="Arial"/>
+                <w:b/>
+                <w:i w:val="0"/>
+                <w:sz w:val="26"/>
+              </w:rPr>
+              <w:t>M</w:t>
+            </w:r>
+          </w:p>
+        </w:tc>
+        <w:tc>
+          <w:tcPr>
+            <w:tcW w:type="dxa" w:w="488"/>
+            <w:tcBorders>
+              <w:top w:val="single" w:sz="4" w:color="9FB3C8"/>
+              <w:left w:val="single" w:sz="4" w:color="9FB3C8"/>
+              <w:bottom w:val="single" w:sz="4" w:color="9FB3C8"/>
+              <w:right w:val="single" w:sz="4" w:color="9FB3C8"/>
+            </w:tcBorders>
+          </w:tcPr>
+          <w:p>
+            <w:pPr>
+              <w:spacing w:after="20"/>
+              <w:jc w:val="center"/>
+            </w:pPr>
+            <w:r>
+              <w:rPr>
+                <w:rFonts w:ascii="Arial" w:hAnsi="Arial" w:eastAsia="Arial"/>
+                <w:b/>
+                <w:i w:val="0"/>
+                <w:sz w:val="26"/>
+              </w:rPr>
+              <w:t>G</w:t>
+            </w:r>
+          </w:p>
+        </w:tc>
+        <w:tc>
+          <w:tcPr>
+            <w:tcW w:type="dxa" w:w="488"/>
+            <w:tcBorders>
+              <w:top w:val="single" w:sz="4" w:color="9FB3C8"/>
+              <w:left w:val="single" w:sz="4" w:color="9FB3C8"/>
+              <w:bottom w:val="single" w:sz="4" w:color="9FB3C8"/>
+              <w:right w:val="single" w:sz="4" w:color="9FB3C8"/>
+            </w:tcBorders>
+          </w:tcPr>
+          <w:p>
+            <w:pPr>
+              <w:spacing w:after="20"/>
+              <w:jc w:val="center"/>
+            </w:pPr>
+            <w:r>
+              <w:rPr>
+                <w:rFonts w:ascii="Arial" w:hAnsi="Arial" w:eastAsia="Arial"/>
+                <w:b/>
+                <w:i w:val="0"/>
+                <w:sz w:val="26"/>
+              </w:rPr>
+              <w:t>L</w:t>
+            </w:r>
+          </w:p>
+        </w:tc>
+        <w:tc>
+          <w:tcPr>
+            <w:tcW w:type="dxa" w:w="488"/>
+            <w:tcBorders>
+              <w:top w:val="single" w:sz="4" w:color="9FB3C8"/>
+              <w:left w:val="single" w:sz="4" w:color="9FB3C8"/>
+              <w:bottom w:val="single" w:sz="4" w:color="9FB3C8"/>
+              <w:right w:val="single" w:sz="4" w:color="9FB3C8"/>
+            </w:tcBorders>
+          </w:tcPr>
+          <w:p>
+            <w:pPr>
+              <w:spacing w:after="20"/>
+              <w:jc w:val="center"/>
+            </w:pPr>
+            <w:r>
+              <w:rPr>
+                <w:rFonts w:ascii="Arial" w:hAnsi="Arial" w:eastAsia="Arial"/>
+                <w:b/>
+                <w:i w:val="0"/>
+                <w:sz w:val="26"/>
+              </w:rPr>
+              <w:t>A</w:t>
+            </w:r>
+          </w:p>
+        </w:tc>
+        <w:tc>
+          <w:tcPr>
+            <w:tcW w:type="dxa" w:w="488"/>
+            <w:tcBorders>
+              <w:top w:val="single" w:sz="4" w:color="9FB3C8"/>
+              <w:left w:val="single" w:sz="4" w:color="9FB3C8"/>
+              <w:bottom w:val="single" w:sz="4" w:color="9FB3C8"/>
+              <w:right w:val="single" w:sz="4" w:color="9FB3C8"/>
+            </w:tcBorders>
+          </w:tcPr>
+          <w:p>
+            <w:pPr>
+              <w:spacing w:after="20"/>
+              <w:jc w:val="center"/>
+            </w:pPr>
+            <w:r>
+              <w:rPr>
+                <w:rFonts w:ascii="Arial" w:hAnsi="Arial" w:eastAsia="Arial"/>
+                <w:b/>
+                <w:i w:val="0"/>
+                <w:sz w:val="26"/>
+              </w:rPr>
+              <w:t>A</w:t>
+            </w:r>
+          </w:p>
+        </w:tc>
+        <w:tc>
+          <w:tcPr>
+            <w:tcW w:type="dxa" w:w="488"/>
+            <w:tcBorders>
+              <w:top w:val="single" w:sz="4" w:color="9FB3C8"/>
+              <w:left w:val="single" w:sz="4" w:color="9FB3C8"/>
+              <w:bottom w:val="single" w:sz="4" w:color="9FB3C8"/>
+              <w:right w:val="single" w:sz="4" w:color="9FB3C8"/>
+            </w:tcBorders>
+          </w:tcPr>
+          <w:p>
+            <w:pPr>
+              <w:spacing w:after="20"/>
+              <w:jc w:val="center"/>
+            </w:pPr>
+            <w:r>
+              <w:rPr>
+                <w:rFonts w:ascii="Arial" w:hAnsi="Arial" w:eastAsia="Arial"/>
+                <w:b/>
+                <w:i w:val="0"/>
+                <w:sz w:val="26"/>
+              </w:rPr>
+              <w:t>V</w:t>
+            </w:r>
+          </w:p>
+        </w:tc>
+        <w:tc>
+          <w:tcPr>
+            <w:tcW w:type="dxa" w:w="488"/>
+            <w:tcBorders>
+              <w:top w:val="single" w:sz="4" w:color="9FB3C8"/>
+              <w:left w:val="single" w:sz="4" w:color="9FB3C8"/>
+              <w:bottom w:val="single" w:sz="4" w:color="9FB3C8"/>
+              <w:right w:val="single" w:sz="4" w:color="9FB3C8"/>
+            </w:tcBorders>
+          </w:tcPr>
+          <w:p>
+            <w:pPr>
+              <w:spacing w:after="20"/>
+              <w:jc w:val="center"/>
+            </w:pPr>
+            <w:r>
+              <w:rPr>
+                <w:rFonts w:ascii="Arial" w:hAnsi="Arial" w:eastAsia="Arial"/>
+                <w:b/>
+                <w:i w:val="0"/>
+                <w:sz w:val="26"/>
+              </w:rPr>
+              <w:t>Q</w:t>
+            </w:r>
+          </w:p>
+        </w:tc>
+        <w:tc>
+          <w:tcPr>
+            <w:tcW w:type="dxa" w:w="488"/>
+            <w:tcBorders>
+              <w:top w:val="single" w:sz="4" w:color="9FB3C8"/>
+              <w:left w:val="single" w:sz="4" w:color="9FB3C8"/>
+              <w:bottom w:val="single" w:sz="4" w:color="9FB3C8"/>
+              <w:right w:val="single" w:sz="4" w:color="9FB3C8"/>
+            </w:tcBorders>
+          </w:tcPr>
+          <w:p>
+            <w:pPr>
+              <w:spacing w:after="20"/>
+              <w:jc w:val="center"/>
+            </w:pPr>
+            <w:r>
+              <w:rPr>
+                <w:rFonts w:ascii="Arial" w:hAnsi="Arial" w:eastAsia="Arial"/>
+                <w:b/>
+                <w:i w:val="0"/>
+                <w:sz w:val="26"/>
+              </w:rPr>
+              <w:t>E</w:t>
+            </w:r>
+          </w:p>
+        </w:tc>
+      </w:tr>
+      <w:tr>
+        <w:trPr>
+          <w:trHeight w:val="488"/>
+        </w:trPr>
+        <w:tc>
+          <w:tcPr>
+            <w:tcW w:type="dxa" w:w="488"/>
+            <w:tcBorders>
+              <w:top w:val="single" w:sz="4" w:color="9FB3C8"/>
+              <w:left w:val="single" w:sz="4" w:color="9FB3C8"/>
+              <w:bottom w:val="single" w:sz="4" w:color="9FB3C8"/>
+              <w:right w:val="single" w:sz="4" w:color="9FB3C8"/>
+            </w:tcBorders>
+          </w:tcPr>
+          <w:p>
+            <w:pPr>
+              <w:spacing w:after="20"/>
+              <w:jc w:val="center"/>
+            </w:pPr>
+            <w:r>
+              <w:rPr>
+                <w:rFonts w:ascii="Arial" w:hAnsi="Arial" w:eastAsia="Arial"/>
+                <w:b/>
+                <w:i w:val="0"/>
+                <w:sz w:val="26"/>
+              </w:rPr>
+              <w:t>Z</w:t>
+            </w:r>
+          </w:p>
+        </w:tc>
+        <w:tc>
+          <w:tcPr>
+            <w:tcW w:type="dxa" w:w="488"/>
+            <w:tcBorders>
+              <w:top w:val="single" w:sz="4" w:color="9FB3C8"/>
+              <w:left w:val="single" w:sz="4" w:color="9FB3C8"/>
+              <w:bottom w:val="single" w:sz="4" w:color="9FB3C8"/>
+              <w:right w:val="single" w:sz="4" w:color="9FB3C8"/>
+            </w:tcBorders>
+          </w:tcPr>
+          <w:p>
+            <w:pPr>
+              <w:spacing w:after="20"/>
+              <w:jc w:val="center"/>
+            </w:pPr>
+            <w:r>
+              <w:rPr>
+                <w:rFonts w:ascii="Arial" w:hAnsi="Arial" w:eastAsia="Arial"/>
+                <w:b/>
+                <w:i w:val="0"/>
+                <w:sz w:val="26"/>
+              </w:rPr>
+              <w:t>L</w:t>
+            </w:r>
+          </w:p>
+        </w:tc>
+        <w:tc>
+          <w:tcPr>
+            <w:tcW w:type="dxa" w:w="488"/>
+            <w:tcBorders>
+              <w:top w:val="single" w:sz="4" w:color="9FB3C8"/>
+              <w:left w:val="single" w:sz="4" w:color="9FB3C8"/>
+              <w:bottom w:val="single" w:sz="4" w:color="9FB3C8"/>
+              <w:right w:val="single" w:sz="4" w:color="9FB3C8"/>
+            </w:tcBorders>
+          </w:tcPr>
+          <w:p>
+            <w:pPr>
+              <w:spacing w:after="20"/>
+              <w:jc w:val="center"/>
+            </w:pPr>
+            <w:r>
+              <w:rPr>
+                <w:rFonts w:ascii="Arial" w:hAnsi="Arial" w:eastAsia="Arial"/>
+                <w:b/>
+                <w:i w:val="0"/>
+                <w:sz w:val="26"/>
+              </w:rPr>
+              <w:t>E</w:t>
             </w:r>
           </w:p>
         </w:tc>
@@ -4190,7 +4798,7 @@
                 <w:i w:val="0"/>
                 <w:sz w:val="26"/>
               </w:rPr>
-              <w:t>O</w:t>
+              <w:t>I</w:t>
             </w:r>
           </w:p>
         </w:tc>
@@ -4216,7 +4824,59 @@
                 <w:i w:val="0"/>
                 <w:sz w:val="26"/>
               </w:rPr>
-              <w:t>I</w:t>
+              <w:t>Y</w:t>
+            </w:r>
+          </w:p>
+        </w:tc>
+        <w:tc>
+          <w:tcPr>
+            <w:tcW w:type="dxa" w:w="488"/>
+            <w:tcBorders>
+              <w:top w:val="single" w:sz="4" w:color="9FB3C8"/>
+              <w:left w:val="single" w:sz="4" w:color="9FB3C8"/>
+              <w:bottom w:val="single" w:sz="4" w:color="9FB3C8"/>
+              <w:right w:val="single" w:sz="4" w:color="9FB3C8"/>
+            </w:tcBorders>
+          </w:tcPr>
+          <w:p>
+            <w:pPr>
+              <w:spacing w:after="20"/>
+              <w:jc w:val="center"/>
+            </w:pPr>
+            <w:r>
+              <w:rPr>
+                <w:rFonts w:ascii="Arial" w:hAnsi="Arial" w:eastAsia="Arial"/>
+                <w:b/>
+                <w:i w:val="0"/>
+                <w:sz w:val="26"/>
+              </w:rPr>
+              <w:t>L</w:t>
+            </w:r>
+          </w:p>
+        </w:tc>
+        <w:tc>
+          <w:tcPr>
+            <w:tcW w:type="dxa" w:w="488"/>
+            <w:tcBorders>
+              <w:top w:val="single" w:sz="4" w:color="9FB3C8"/>
+              <w:left w:val="single" w:sz="4" w:color="9FB3C8"/>
+              <w:bottom w:val="single" w:sz="4" w:color="9FB3C8"/>
+              <w:right w:val="single" w:sz="4" w:color="9FB3C8"/>
+            </w:tcBorders>
+          </w:tcPr>
+          <w:p>
+            <w:pPr>
+              <w:spacing w:after="20"/>
+              <w:jc w:val="center"/>
+            </w:pPr>
+            <w:r>
+              <w:rPr>
+                <w:rFonts w:ascii="Arial" w:hAnsi="Arial" w:eastAsia="Arial"/>
+                <w:b/>
+                <w:i w:val="0"/>
+                <w:sz w:val="26"/>
+              </w:rPr>
+              <w:t>V</w:t>
             </w:r>
           </w:p>
         </w:tc>
@@ -4268,7 +4928,7 @@
                 <w:i w:val="0"/>
                 <w:sz w:val="26"/>
               </w:rPr>
-              <w:t>E</w:t>
+              <w:t>Q</w:t>
             </w:r>
           </w:p>
         </w:tc>
@@ -4294,10 +4954,41 @@
                 <w:i w:val="0"/>
                 <w:sz w:val="26"/>
               </w:rPr>
-              <w:t>O</w:t>
+              <w:t>F</w:t>
             </w:r>
           </w:p>
         </w:tc>
+        <w:tc>
+          <w:tcPr>
+            <w:tcW w:type="dxa" w:w="488"/>
+            <w:tcBorders>
+              <w:top w:val="single" w:sz="4" w:color="9FB3C8"/>
+              <w:left w:val="single" w:sz="4" w:color="9FB3C8"/>
+              <w:bottom w:val="single" w:sz="4" w:color="9FB3C8"/>
+              <w:right w:val="single" w:sz="4" w:color="9FB3C8"/>
+            </w:tcBorders>
+          </w:tcPr>
+          <w:p>
+            <w:pPr>
+              <w:spacing w:after="20"/>
+              <w:jc w:val="center"/>
+            </w:pPr>
+            <w:r>
+              <w:rPr>
+                <w:rFonts w:ascii="Arial" w:hAnsi="Arial" w:eastAsia="Arial"/>
+                <w:b/>
+                <w:i w:val="0"/>
+                <w:sz w:val="26"/>
+              </w:rPr>
+              <w:t>A</w:t>
+            </w:r>
+          </w:p>
+        </w:tc>
+      </w:tr>
+      <w:tr>
+        <w:trPr>
+          <w:trHeight w:val="488"/>
+        </w:trPr>
         <w:tc>
           <w:tcPr>
             <w:tcW w:type="dxa" w:w="488"/>
@@ -4346,15 +5037,10 @@
                 <w:i w:val="0"/>
                 <w:sz w:val="26"/>
               </w:rPr>
-              <w:t>S</w:t>
+              <w:t>Y</w:t>
             </w:r>
           </w:p>
         </w:tc>
-      </w:tr>
-      <w:tr>
-        <w:trPr>
-          <w:trHeight w:val="488"/>
-        </w:trPr>
         <w:tc>
           <w:tcPr>
             <w:tcW w:type="dxa" w:w="488"/>
@@ -4377,7 +5063,163 @@
                 <w:i w:val="0"/>
                 <w:sz w:val="26"/>
               </w:rPr>
-              <w:t>D</w:t>
+              <w:t>V</w:t>
+            </w:r>
+          </w:p>
+        </w:tc>
+        <w:tc>
+          <w:tcPr>
+            <w:tcW w:type="dxa" w:w="488"/>
+            <w:tcBorders>
+              <w:top w:val="single" w:sz="4" w:color="9FB3C8"/>
+              <w:left w:val="single" w:sz="4" w:color="9FB3C8"/>
+              <w:bottom w:val="single" w:sz="4" w:color="9FB3C8"/>
+              <w:right w:val="single" w:sz="4" w:color="9FB3C8"/>
+            </w:tcBorders>
+          </w:tcPr>
+          <w:p>
+            <w:pPr>
+              <w:spacing w:after="20"/>
+              <w:jc w:val="center"/>
+            </w:pPr>
+            <w:r>
+              <w:rPr>
+                <w:rFonts w:ascii="Arial" w:hAnsi="Arial" w:eastAsia="Arial"/>
+                <w:b/>
+                <w:i w:val="0"/>
+                <w:sz w:val="26"/>
+              </w:rPr>
+              <w:t>V</w:t>
+            </w:r>
+          </w:p>
+        </w:tc>
+        <w:tc>
+          <w:tcPr>
+            <w:tcW w:type="dxa" w:w="488"/>
+            <w:tcBorders>
+              <w:top w:val="single" w:sz="4" w:color="9FB3C8"/>
+              <w:left w:val="single" w:sz="4" w:color="9FB3C8"/>
+              <w:bottom w:val="single" w:sz="4" w:color="9FB3C8"/>
+              <w:right w:val="single" w:sz="4" w:color="9FB3C8"/>
+            </w:tcBorders>
+          </w:tcPr>
+          <w:p>
+            <w:pPr>
+              <w:spacing w:after="20"/>
+              <w:jc w:val="center"/>
+            </w:pPr>
+            <w:r>
+              <w:rPr>
+                <w:rFonts w:ascii="Arial" w:hAnsi="Arial" w:eastAsia="Arial"/>
+                <w:b/>
+                <w:i w:val="0"/>
+                <w:sz w:val="26"/>
+              </w:rPr>
+              <w:t>T</w:t>
+            </w:r>
+          </w:p>
+        </w:tc>
+        <w:tc>
+          <w:tcPr>
+            <w:tcW w:type="dxa" w:w="488"/>
+            <w:tcBorders>
+              <w:top w:val="single" w:sz="4" w:color="9FB3C8"/>
+              <w:left w:val="single" w:sz="4" w:color="9FB3C8"/>
+              <w:bottom w:val="single" w:sz="4" w:color="9FB3C8"/>
+              <w:right w:val="single" w:sz="4" w:color="9FB3C8"/>
+            </w:tcBorders>
+          </w:tcPr>
+          <w:p>
+            <w:pPr>
+              <w:spacing w:after="20"/>
+              <w:jc w:val="center"/>
+            </w:pPr>
+            <w:r>
+              <w:rPr>
+                <w:rFonts w:ascii="Arial" w:hAnsi="Arial" w:eastAsia="Arial"/>
+                <w:b/>
+                <w:i w:val="0"/>
+                <w:sz w:val="26"/>
+              </w:rPr>
+              <w:t>R</w:t>
+            </w:r>
+          </w:p>
+        </w:tc>
+        <w:tc>
+          <w:tcPr>
+            <w:tcW w:type="dxa" w:w="488"/>
+            <w:tcBorders>
+              <w:top w:val="single" w:sz="4" w:color="9FB3C8"/>
+              <w:left w:val="single" w:sz="4" w:color="9FB3C8"/>
+              <w:bottom w:val="single" w:sz="4" w:color="9FB3C8"/>
+              <w:right w:val="single" w:sz="4" w:color="9FB3C8"/>
+            </w:tcBorders>
+          </w:tcPr>
+          <w:p>
+            <w:pPr>
+              <w:spacing w:after="20"/>
+              <w:jc w:val="center"/>
+            </w:pPr>
+            <w:r>
+              <w:rPr>
+                <w:rFonts w:ascii="Arial" w:hAnsi="Arial" w:eastAsia="Arial"/>
+                <w:b/>
+                <w:i w:val="0"/>
+                <w:sz w:val="26"/>
+              </w:rPr>
+              <w:t>E</w:t>
+            </w:r>
+          </w:p>
+        </w:tc>
+        <w:tc>
+          <w:tcPr>
+            <w:tcW w:type="dxa" w:w="488"/>
+            <w:tcBorders>
+              <w:top w:val="single" w:sz="4" w:color="9FB3C8"/>
+              <w:left w:val="single" w:sz="4" w:color="9FB3C8"/>
+              <w:bottom w:val="single" w:sz="4" w:color="9FB3C8"/>
+              <w:right w:val="single" w:sz="4" w:color="9FB3C8"/>
+            </w:tcBorders>
+          </w:tcPr>
+          <w:p>
+            <w:pPr>
+              <w:spacing w:after="20"/>
+              <w:jc w:val="center"/>
+            </w:pPr>
+            <w:r>
+              <w:rPr>
+                <w:rFonts w:ascii="Arial" w:hAnsi="Arial" w:eastAsia="Arial"/>
+                <w:b/>
+                <w:i w:val="0"/>
+                <w:sz w:val="26"/>
+              </w:rPr>
+              <w:t>E</w:t>
+            </w:r>
+          </w:p>
+        </w:tc>
+        <w:tc>
+          <w:tcPr>
+            <w:tcW w:type="dxa" w:w="488"/>
+            <w:tcBorders>
+              <w:top w:val="single" w:sz="4" w:color="9FB3C8"/>
+              <w:left w:val="single" w:sz="4" w:color="9FB3C8"/>
+              <w:bottom w:val="single" w:sz="4" w:color="9FB3C8"/>
+              <w:right w:val="single" w:sz="4" w:color="9FB3C8"/>
+            </w:tcBorders>
+          </w:tcPr>
+          <w:p>
+            <w:pPr>
+              <w:spacing w:after="20"/>
+              <w:jc w:val="center"/>
+            </w:pPr>
+            <w:r>
+              <w:rPr>
+                <w:rFonts w:ascii="Arial" w:hAnsi="Arial" w:eastAsia="Arial"/>
+                <w:b/>
+                <w:i w:val="0"/>
+                <w:sz w:val="26"/>
+              </w:rPr>
+              <w:t>S</w:t>
             </w:r>
           </w:p>
         </w:tc>
@@ -4429,7 +5271,7 @@
                 <w:i w:val="0"/>
                 <w:sz w:val="26"/>
               </w:rPr>
-              <w:t>M</w:t>
+              <w:t>F</w:t>
             </w:r>
           </w:p>
         </w:tc>
@@ -4455,532 +5297,7 @@
                 <w:i w:val="0"/>
                 <w:sz w:val="26"/>
               </w:rPr>
-              <w:t>T</w:t>
-            </w:r>
-          </w:p>
-        </w:tc>
-        <w:tc>
-          <w:tcPr>
-            <w:tcW w:type="dxa" w:w="488"/>
-            <w:tcBorders>
-              <w:top w:val="single" w:sz="4" w:color="9FB3C8"/>
-              <w:left w:val="single" w:sz="4" w:color="9FB3C8"/>
-              <w:bottom w:val="single" w:sz="4" w:color="9FB3C8"/>
-              <w:right w:val="single" w:sz="4" w:color="9FB3C8"/>
-            </w:tcBorders>
-          </w:tcPr>
-          <w:p>
-            <w:pPr>
-              <w:spacing w:after="20"/>
-              <w:jc w:val="center"/>
-            </w:pPr>
-            <w:r>
-              <w:rPr>
-                <w:rFonts w:ascii="Arial" w:hAnsi="Arial" w:eastAsia="Arial"/>
-                <w:b/>
-                <w:i w:val="0"/>
-                <w:sz w:val="26"/>
-              </w:rPr>
-              <w:t>W</w:t>
-            </w:r>
-          </w:p>
-        </w:tc>
-        <w:tc>
-          <w:tcPr>
-            <w:tcW w:type="dxa" w:w="488"/>
-            <w:tcBorders>
-              <w:top w:val="single" w:sz="4" w:color="9FB3C8"/>
-              <w:left w:val="single" w:sz="4" w:color="9FB3C8"/>
-              <w:bottom w:val="single" w:sz="4" w:color="9FB3C8"/>
-              <w:right w:val="single" w:sz="4" w:color="9FB3C8"/>
-            </w:tcBorders>
-          </w:tcPr>
-          <w:p>
-            <w:pPr>
-              <w:spacing w:after="20"/>
-              <w:jc w:val="center"/>
-            </w:pPr>
-            <w:r>
-              <w:rPr>
-                <w:rFonts w:ascii="Arial" w:hAnsi="Arial" w:eastAsia="Arial"/>
-                <w:b/>
-                <w:i w:val="0"/>
-                <w:sz w:val="26"/>
-              </w:rPr>
-              <w:t>H</w:t>
-            </w:r>
-          </w:p>
-        </w:tc>
-        <w:tc>
-          <w:tcPr>
-            <w:tcW w:type="dxa" w:w="488"/>
-            <w:tcBorders>
-              <w:top w:val="single" w:sz="4" w:color="9FB3C8"/>
-              <w:left w:val="single" w:sz="4" w:color="9FB3C8"/>
-              <w:bottom w:val="single" w:sz="4" w:color="9FB3C8"/>
-              <w:right w:val="single" w:sz="4" w:color="9FB3C8"/>
-            </w:tcBorders>
-          </w:tcPr>
-          <w:p>
-            <w:pPr>
-              <w:spacing w:after="20"/>
-              <w:jc w:val="center"/>
-            </w:pPr>
-            <w:r>
-              <w:rPr>
-                <w:rFonts w:ascii="Arial" w:hAnsi="Arial" w:eastAsia="Arial"/>
-                <w:b/>
-                <w:i w:val="0"/>
-                <w:sz w:val="26"/>
-              </w:rPr>
-              <w:t>M</w:t>
-            </w:r>
-          </w:p>
-        </w:tc>
-        <w:tc>
-          <w:tcPr>
-            <w:tcW w:type="dxa" w:w="488"/>
-            <w:tcBorders>
-              <w:top w:val="single" w:sz="4" w:color="9FB3C8"/>
-              <w:left w:val="single" w:sz="4" w:color="9FB3C8"/>
-              <w:bottom w:val="single" w:sz="4" w:color="9FB3C8"/>
-              <w:right w:val="single" w:sz="4" w:color="9FB3C8"/>
-            </w:tcBorders>
-          </w:tcPr>
-          <w:p>
-            <w:pPr>
-              <w:spacing w:after="20"/>
-              <w:jc w:val="center"/>
-            </w:pPr>
-            <w:r>
-              <w:rPr>
-                <w:rFonts w:ascii="Arial" w:hAnsi="Arial" w:eastAsia="Arial"/>
-                <w:b/>
-                <w:i w:val="0"/>
-                <w:sz w:val="26"/>
-              </w:rPr>
-              <w:t>B</w:t>
-            </w:r>
-          </w:p>
-        </w:tc>
-        <w:tc>
-          <w:tcPr>
-            <w:tcW w:type="dxa" w:w="488"/>
-            <w:tcBorders>
-              <w:top w:val="single" w:sz="4" w:color="9FB3C8"/>
-              <w:left w:val="single" w:sz="4" w:color="9FB3C8"/>
-              <w:bottom w:val="single" w:sz="4" w:color="9FB3C8"/>
-              <w:right w:val="single" w:sz="4" w:color="9FB3C8"/>
-            </w:tcBorders>
-          </w:tcPr>
-          <w:p>
-            <w:pPr>
-              <w:spacing w:after="20"/>
-              <w:jc w:val="center"/>
-            </w:pPr>
-            <w:r>
-              <w:rPr>
-                <w:rFonts w:ascii="Arial" w:hAnsi="Arial" w:eastAsia="Arial"/>
-                <w:b/>
-                <w:i w:val="0"/>
-                <w:sz w:val="26"/>
-              </w:rPr>
-              <w:t>T</w:t>
-            </w:r>
-          </w:p>
-        </w:tc>
-        <w:tc>
-          <w:tcPr>
-            <w:tcW w:type="dxa" w:w="488"/>
-            <w:tcBorders>
-              <w:top w:val="single" w:sz="4" w:color="9FB3C8"/>
-              <w:left w:val="single" w:sz="4" w:color="9FB3C8"/>
-              <w:bottom w:val="single" w:sz="4" w:color="9FB3C8"/>
-              <w:right w:val="single" w:sz="4" w:color="9FB3C8"/>
-            </w:tcBorders>
-          </w:tcPr>
-          <w:p>
-            <w:pPr>
-              <w:spacing w:after="20"/>
-              <w:jc w:val="center"/>
-            </w:pPr>
-            <w:r>
-              <w:rPr>
-                <w:rFonts w:ascii="Arial" w:hAnsi="Arial" w:eastAsia="Arial"/>
-                <w:b/>
-                <w:i w:val="0"/>
-                <w:sz w:val="26"/>
-              </w:rPr>
-              <w:t>K</w:t>
-            </w:r>
-          </w:p>
-        </w:tc>
-        <w:tc>
-          <w:tcPr>
-            <w:tcW w:type="dxa" w:w="488"/>
-            <w:tcBorders>
-              <w:top w:val="single" w:sz="4" w:color="9FB3C8"/>
-              <w:left w:val="single" w:sz="4" w:color="9FB3C8"/>
-              <w:bottom w:val="single" w:sz="4" w:color="9FB3C8"/>
-              <w:right w:val="single" w:sz="4" w:color="9FB3C8"/>
-            </w:tcBorders>
-          </w:tcPr>
-          <w:p>
-            <w:pPr>
-              <w:spacing w:after="20"/>
-              <w:jc w:val="center"/>
-            </w:pPr>
-            <w:r>
-              <w:rPr>
-                <w:rFonts w:ascii="Arial" w:hAnsi="Arial" w:eastAsia="Arial"/>
-                <w:b/>
-                <w:i w:val="0"/>
-                <w:sz w:val="26"/>
-              </w:rPr>
-              <w:t>D</w:t>
-            </w:r>
-          </w:p>
-        </w:tc>
-        <w:tc>
-          <w:tcPr>
-            <w:tcW w:type="dxa" w:w="488"/>
-            <w:tcBorders>
-              <w:top w:val="single" w:sz="4" w:color="9FB3C8"/>
-              <w:left w:val="single" w:sz="4" w:color="9FB3C8"/>
-              <w:bottom w:val="single" w:sz="4" w:color="9FB3C8"/>
-              <w:right w:val="single" w:sz="4" w:color="9FB3C8"/>
-            </w:tcBorders>
-          </w:tcPr>
-          <w:p>
-            <w:pPr>
-              <w:spacing w:after="20"/>
-              <w:jc w:val="center"/>
-            </w:pPr>
-            <w:r>
-              <w:rPr>
-                <w:rFonts w:ascii="Arial" w:hAnsi="Arial" w:eastAsia="Arial"/>
-                <w:b/>
-                <w:i w:val="0"/>
-                <w:sz w:val="26"/>
-              </w:rPr>
-              <w:t>S</w:t>
-            </w:r>
-          </w:p>
-        </w:tc>
-      </w:tr>
-      <w:tr>
-        <w:trPr>
-          <w:trHeight w:val="488"/>
-        </w:trPr>
-        <w:tc>
-          <w:tcPr>
-            <w:tcW w:type="dxa" w:w="488"/>
-            <w:tcBorders>
-              <w:top w:val="single" w:sz="4" w:color="9FB3C8"/>
-              <w:left w:val="single" w:sz="4" w:color="9FB3C8"/>
-              <w:bottom w:val="single" w:sz="4" w:color="9FB3C8"/>
-              <w:right w:val="single" w:sz="4" w:color="9FB3C8"/>
-            </w:tcBorders>
-          </w:tcPr>
-          <w:p>
-            <w:pPr>
-              <w:spacing w:after="20"/>
-              <w:jc w:val="center"/>
-            </w:pPr>
-            <w:r>
-              <w:rPr>
-                <w:rFonts w:ascii="Arial" w:hAnsi="Arial" w:eastAsia="Arial"/>
-                <w:b/>
-                <w:i w:val="0"/>
-                <w:sz w:val="26"/>
-              </w:rPr>
-              <w:t>P</w:t>
-            </w:r>
-          </w:p>
-        </w:tc>
-        <w:tc>
-          <w:tcPr>
-            <w:tcW w:type="dxa" w:w="488"/>
-            <w:tcBorders>
-              <w:top w:val="single" w:sz="4" w:color="9FB3C8"/>
-              <w:left w:val="single" w:sz="4" w:color="9FB3C8"/>
-              <w:bottom w:val="single" w:sz="4" w:color="9FB3C8"/>
-              <w:right w:val="single" w:sz="4" w:color="9FB3C8"/>
-            </w:tcBorders>
-          </w:tcPr>
-          <w:p>
-            <w:pPr>
-              <w:spacing w:after="20"/>
-              <w:jc w:val="center"/>
-            </w:pPr>
-            <w:r>
-              <w:rPr>
-                <w:rFonts w:ascii="Arial" w:hAnsi="Arial" w:eastAsia="Arial"/>
-                <w:b/>
-                <w:i w:val="0"/>
-                <w:sz w:val="26"/>
-              </w:rPr>
-              <w:t>H</w:t>
-            </w:r>
-          </w:p>
-        </w:tc>
-        <w:tc>
-          <w:tcPr>
-            <w:tcW w:type="dxa" w:w="488"/>
-            <w:tcBorders>
-              <w:top w:val="single" w:sz="4" w:color="9FB3C8"/>
-              <w:left w:val="single" w:sz="4" w:color="9FB3C8"/>
-              <w:bottom w:val="single" w:sz="4" w:color="9FB3C8"/>
-              <w:right w:val="single" w:sz="4" w:color="9FB3C8"/>
-            </w:tcBorders>
-          </w:tcPr>
-          <w:p>
-            <w:pPr>
-              <w:spacing w:after="20"/>
-              <w:jc w:val="center"/>
-            </w:pPr>
-            <w:r>
-              <w:rPr>
-                <w:rFonts w:ascii="Arial" w:hAnsi="Arial" w:eastAsia="Arial"/>
-                <w:b/>
-                <w:i w:val="0"/>
-                <w:sz w:val="26"/>
-              </w:rPr>
-              <w:t>E</w:t>
-            </w:r>
-          </w:p>
-        </w:tc>
-        <w:tc>
-          <w:tcPr>
-            <w:tcW w:type="dxa" w:w="488"/>
-            <w:tcBorders>
-              <w:top w:val="single" w:sz="4" w:color="9FB3C8"/>
-              <w:left w:val="single" w:sz="4" w:color="9FB3C8"/>
-              <w:bottom w:val="single" w:sz="4" w:color="9FB3C8"/>
-              <w:right w:val="single" w:sz="4" w:color="9FB3C8"/>
-            </w:tcBorders>
-          </w:tcPr>
-          <w:p>
-            <w:pPr>
-              <w:spacing w:after="20"/>
-              <w:jc w:val="center"/>
-            </w:pPr>
-            <w:r>
-              <w:rPr>
-                <w:rFonts w:ascii="Arial" w:hAnsi="Arial" w:eastAsia="Arial"/>
-                <w:b/>
-                <w:i w:val="0"/>
-                <w:sz w:val="26"/>
-              </w:rPr>
-              <w:t>H</w:t>
-            </w:r>
-          </w:p>
-        </w:tc>
-        <w:tc>
-          <w:tcPr>
-            <w:tcW w:type="dxa" w:w="488"/>
-            <w:tcBorders>
-              <w:top w:val="single" w:sz="4" w:color="9FB3C8"/>
-              <w:left w:val="single" w:sz="4" w:color="9FB3C8"/>
-              <w:bottom w:val="single" w:sz="4" w:color="9FB3C8"/>
-              <w:right w:val="single" w:sz="4" w:color="9FB3C8"/>
-            </w:tcBorders>
-          </w:tcPr>
-          <w:p>
-            <w:pPr>
-              <w:spacing w:after="20"/>
-              <w:jc w:val="center"/>
-            </w:pPr>
-            <w:r>
-              <w:rPr>
-                <w:rFonts w:ascii="Arial" w:hAnsi="Arial" w:eastAsia="Arial"/>
-                <w:b/>
-                <w:i w:val="0"/>
-                <w:sz w:val="26"/>
-              </w:rPr>
-              <w:t>C</w:t>
-            </w:r>
-          </w:p>
-        </w:tc>
-        <w:tc>
-          <w:tcPr>
-            <w:tcW w:type="dxa" w:w="488"/>
-            <w:tcBorders>
-              <w:top w:val="single" w:sz="4" w:color="9FB3C8"/>
-              <w:left w:val="single" w:sz="4" w:color="9FB3C8"/>
-              <w:bottom w:val="single" w:sz="4" w:color="9FB3C8"/>
-              <w:right w:val="single" w:sz="4" w:color="9FB3C8"/>
-            </w:tcBorders>
-          </w:tcPr>
-          <w:p>
-            <w:pPr>
-              <w:spacing w:after="20"/>
-              <w:jc w:val="center"/>
-            </w:pPr>
-            <w:r>
-              <w:rPr>
-                <w:rFonts w:ascii="Arial" w:hAnsi="Arial" w:eastAsia="Arial"/>
-                <w:b/>
-                <w:i w:val="0"/>
-                <w:sz w:val="26"/>
-              </w:rPr>
-              <w:t>W</w:t>
-            </w:r>
-          </w:p>
-        </w:tc>
-        <w:tc>
-          <w:tcPr>
-            <w:tcW w:type="dxa" w:w="488"/>
-            <w:tcBorders>
-              <w:top w:val="single" w:sz="4" w:color="9FB3C8"/>
-              <w:left w:val="single" w:sz="4" w:color="9FB3C8"/>
-              <w:bottom w:val="single" w:sz="4" w:color="9FB3C8"/>
-              <w:right w:val="single" w:sz="4" w:color="9FB3C8"/>
-            </w:tcBorders>
-          </w:tcPr>
-          <w:p>
-            <w:pPr>
-              <w:spacing w:after="20"/>
-              <w:jc w:val="center"/>
-            </w:pPr>
-            <w:r>
-              <w:rPr>
-                <w:rFonts w:ascii="Arial" w:hAnsi="Arial" w:eastAsia="Arial"/>
-                <w:b/>
-                <w:i w:val="0"/>
-                <w:sz w:val="26"/>
-              </w:rPr>
-              <w:t>X</w:t>
-            </w:r>
-          </w:p>
-        </w:tc>
-        <w:tc>
-          <w:tcPr>
-            <w:tcW w:type="dxa" w:w="488"/>
-            <w:tcBorders>
-              <w:top w:val="single" w:sz="4" w:color="9FB3C8"/>
-              <w:left w:val="single" w:sz="4" w:color="9FB3C8"/>
-              <w:bottom w:val="single" w:sz="4" w:color="9FB3C8"/>
-              <w:right w:val="single" w:sz="4" w:color="9FB3C8"/>
-            </w:tcBorders>
-          </w:tcPr>
-          <w:p>
-            <w:pPr>
-              <w:spacing w:after="20"/>
-              <w:jc w:val="center"/>
-            </w:pPr>
-            <w:r>
-              <w:rPr>
-                <w:rFonts w:ascii="Arial" w:hAnsi="Arial" w:eastAsia="Arial"/>
-                <w:b/>
-                <w:i w:val="0"/>
-                <w:sz w:val="26"/>
-              </w:rPr>
-              <w:t>R</w:t>
-            </w:r>
-          </w:p>
-        </w:tc>
-        <w:tc>
-          <w:tcPr>
-            <w:tcW w:type="dxa" w:w="488"/>
-            <w:tcBorders>
-              <w:top w:val="single" w:sz="4" w:color="9FB3C8"/>
-              <w:left w:val="single" w:sz="4" w:color="9FB3C8"/>
-              <w:bottom w:val="single" w:sz="4" w:color="9FB3C8"/>
-              <w:right w:val="single" w:sz="4" w:color="9FB3C8"/>
-            </w:tcBorders>
-          </w:tcPr>
-          <w:p>
-            <w:pPr>
-              <w:spacing w:after="20"/>
-              <w:jc w:val="center"/>
-            </w:pPr>
-            <w:r>
-              <w:rPr>
-                <w:rFonts w:ascii="Arial" w:hAnsi="Arial" w:eastAsia="Arial"/>
-                <w:b/>
-                <w:i w:val="0"/>
-                <w:sz w:val="26"/>
-              </w:rPr>
-              <w:t>J</w:t>
-            </w:r>
-          </w:p>
-        </w:tc>
-        <w:tc>
-          <w:tcPr>
-            <w:tcW w:type="dxa" w:w="488"/>
-            <w:tcBorders>
-              <w:top w:val="single" w:sz="4" w:color="9FB3C8"/>
-              <w:left w:val="single" w:sz="4" w:color="9FB3C8"/>
-              <w:bottom w:val="single" w:sz="4" w:color="9FB3C8"/>
-              <w:right w:val="single" w:sz="4" w:color="9FB3C8"/>
-            </w:tcBorders>
-          </w:tcPr>
-          <w:p>
-            <w:pPr>
-              <w:spacing w:after="20"/>
-              <w:jc w:val="center"/>
-            </w:pPr>
-            <w:r>
-              <w:rPr>
-                <w:rFonts w:ascii="Arial" w:hAnsi="Arial" w:eastAsia="Arial"/>
-                <w:b/>
-                <w:i w:val="0"/>
-                <w:sz w:val="26"/>
-              </w:rPr>
-              <w:t>Q</w:t>
-            </w:r>
-          </w:p>
-        </w:tc>
-        <w:tc>
-          <w:tcPr>
-            <w:tcW w:type="dxa" w:w="488"/>
-            <w:tcBorders>
-              <w:top w:val="single" w:sz="4" w:color="9FB3C8"/>
-              <w:left w:val="single" w:sz="4" w:color="9FB3C8"/>
-              <w:bottom w:val="single" w:sz="4" w:color="9FB3C8"/>
-              <w:right w:val="single" w:sz="4" w:color="9FB3C8"/>
-            </w:tcBorders>
-          </w:tcPr>
-          <w:p>
-            <w:pPr>
-              <w:spacing w:after="20"/>
-              <w:jc w:val="center"/>
-            </w:pPr>
-            <w:r>
-              <w:rPr>
-                <w:rFonts w:ascii="Arial" w:hAnsi="Arial" w:eastAsia="Arial"/>
-                <w:b/>
-                <w:i w:val="0"/>
-                <w:sz w:val="26"/>
-              </w:rPr>
-              <w:t>U</w:t>
-            </w:r>
-          </w:p>
-        </w:tc>
-        <w:tc>
-          <w:tcPr>
-            <w:tcW w:type="dxa" w:w="488"/>
-            <w:tcBorders>
-              <w:top w:val="single" w:sz="4" w:color="9FB3C8"/>
-              <w:left w:val="single" w:sz="4" w:color="9FB3C8"/>
-              <w:bottom w:val="single" w:sz="4" w:color="9FB3C8"/>
-              <w:right w:val="single" w:sz="4" w:color="9FB3C8"/>
-            </w:tcBorders>
-          </w:tcPr>
-          <w:p>
-            <w:pPr>
-              <w:spacing w:after="20"/>
-              <w:jc w:val="center"/>
-            </w:pPr>
-            <w:r>
-              <w:rPr>
-                <w:rFonts w:ascii="Arial" w:hAnsi="Arial" w:eastAsia="Arial"/>
-                <w:b/>
-                <w:i w:val="0"/>
-                <w:sz w:val="26"/>
-              </w:rPr>
-              <w:t>V</w:t>
+              <w:t>F</w:t>
             </w:r>
           </w:p>
         </w:tc>
@@ -5037,324 +5354,7 @@
                 <w:i w:val="0"/>
                 <w:sz w:val="26"/>
               </w:rPr>
-              <w:t>D</w:t>
-            </w:r>
-          </w:p>
-        </w:tc>
-        <w:tc>
-          <w:tcPr>
-            <w:tcW w:type="dxa" w:w="488"/>
-            <w:tcBorders>
-              <w:top w:val="single" w:sz="4" w:color="9FB3C8"/>
-              <w:left w:val="single" w:sz="4" w:color="9FB3C8"/>
-              <w:bottom w:val="single" w:sz="4" w:color="9FB3C8"/>
-              <w:right w:val="single" w:sz="4" w:color="9FB3C8"/>
-            </w:tcBorders>
-          </w:tcPr>
-          <w:p>
-            <w:pPr>
-              <w:spacing w:after="20"/>
-              <w:jc w:val="center"/>
-            </w:pPr>
-            <w:r>
-              <w:rPr>
-                <w:rFonts w:ascii="Arial" w:hAnsi="Arial" w:eastAsia="Arial"/>
-                <w:b/>
-                <w:i w:val="0"/>
-                <w:sz w:val="26"/>
-              </w:rPr>
-              <w:t>E</w:t>
-            </w:r>
-          </w:p>
-        </w:tc>
-        <w:tc>
-          <w:tcPr>
-            <w:tcW w:type="dxa" w:w="488"/>
-            <w:tcBorders>
-              <w:top w:val="single" w:sz="4" w:color="9FB3C8"/>
-              <w:left w:val="single" w:sz="4" w:color="9FB3C8"/>
-              <w:bottom w:val="single" w:sz="4" w:color="9FB3C8"/>
-              <w:right w:val="single" w:sz="4" w:color="9FB3C8"/>
-            </w:tcBorders>
-          </w:tcPr>
-          <w:p>
-            <w:pPr>
-              <w:spacing w:after="20"/>
-              <w:jc w:val="center"/>
-            </w:pPr>
-            <w:r>
-              <w:rPr>
-                <w:rFonts w:ascii="Arial" w:hAnsi="Arial" w:eastAsia="Arial"/>
-                <w:b/>
-                <w:i w:val="0"/>
-                <w:sz w:val="26"/>
-              </w:rPr>
-              <w:t>M</w:t>
-            </w:r>
-          </w:p>
-        </w:tc>
-        <w:tc>
-          <w:tcPr>
-            <w:tcW w:type="dxa" w:w="488"/>
-            <w:tcBorders>
-              <w:top w:val="single" w:sz="4" w:color="9FB3C8"/>
-              <w:left w:val="single" w:sz="4" w:color="9FB3C8"/>
-              <w:bottom w:val="single" w:sz="4" w:color="9FB3C8"/>
-              <w:right w:val="single" w:sz="4" w:color="9FB3C8"/>
-            </w:tcBorders>
-          </w:tcPr>
-          <w:p>
-            <w:pPr>
-              <w:spacing w:after="20"/>
-              <w:jc w:val="center"/>
-            </w:pPr>
-            <w:r>
-              <w:rPr>
-                <w:rFonts w:ascii="Arial" w:hAnsi="Arial" w:eastAsia="Arial"/>
-                <w:b/>
-                <w:i w:val="0"/>
-                <w:sz w:val="26"/>
-              </w:rPr>
-              <w:t>M</w:t>
-            </w:r>
-          </w:p>
-        </w:tc>
-        <w:tc>
-          <w:tcPr>
-            <w:tcW w:type="dxa" w:w="488"/>
-            <w:tcBorders>
-              <w:top w:val="single" w:sz="4" w:color="9FB3C8"/>
-              <w:left w:val="single" w:sz="4" w:color="9FB3C8"/>
-              <w:bottom w:val="single" w:sz="4" w:color="9FB3C8"/>
-              <w:right w:val="single" w:sz="4" w:color="9FB3C8"/>
-            </w:tcBorders>
-          </w:tcPr>
-          <w:p>
-            <w:pPr>
-              <w:spacing w:after="20"/>
-              <w:jc w:val="center"/>
-            </w:pPr>
-            <w:r>
-              <w:rPr>
-                <w:rFonts w:ascii="Arial" w:hAnsi="Arial" w:eastAsia="Arial"/>
-                <w:b/>
-                <w:i w:val="0"/>
-                <w:sz w:val="26"/>
-              </w:rPr>
-              <w:t>V</w:t>
-            </w:r>
-          </w:p>
-        </w:tc>
-        <w:tc>
-          <w:tcPr>
-            <w:tcW w:type="dxa" w:w="488"/>
-            <w:tcBorders>
-              <w:top w:val="single" w:sz="4" w:color="9FB3C8"/>
-              <w:left w:val="single" w:sz="4" w:color="9FB3C8"/>
-              <w:bottom w:val="single" w:sz="4" w:color="9FB3C8"/>
-              <w:right w:val="single" w:sz="4" w:color="9FB3C8"/>
-            </w:tcBorders>
-          </w:tcPr>
-          <w:p>
-            <w:pPr>
-              <w:spacing w:after="20"/>
-              <w:jc w:val="center"/>
-            </w:pPr>
-            <w:r>
-              <w:rPr>
-                <w:rFonts w:ascii="Arial" w:hAnsi="Arial" w:eastAsia="Arial"/>
-                <w:b/>
-                <w:i w:val="0"/>
-                <w:sz w:val="26"/>
-              </w:rPr>
-              <w:t>R</w:t>
-            </w:r>
-          </w:p>
-        </w:tc>
-        <w:tc>
-          <w:tcPr>
-            <w:tcW w:type="dxa" w:w="488"/>
-            <w:tcBorders>
-              <w:top w:val="single" w:sz="4" w:color="9FB3C8"/>
-              <w:left w:val="single" w:sz="4" w:color="9FB3C8"/>
-              <w:bottom w:val="single" w:sz="4" w:color="9FB3C8"/>
-              <w:right w:val="single" w:sz="4" w:color="9FB3C8"/>
-            </w:tcBorders>
-          </w:tcPr>
-          <w:p>
-            <w:pPr>
-              <w:spacing w:after="20"/>
-              <w:jc w:val="center"/>
-            </w:pPr>
-            <w:r>
-              <w:rPr>
-                <w:rFonts w:ascii="Arial" w:hAnsi="Arial" w:eastAsia="Arial"/>
-                <w:b/>
-                <w:i w:val="0"/>
-                <w:sz w:val="26"/>
-              </w:rPr>
-              <w:t>A</w:t>
-            </w:r>
-          </w:p>
-        </w:tc>
-        <w:tc>
-          <w:tcPr>
-            <w:tcW w:type="dxa" w:w="488"/>
-            <w:tcBorders>
-              <w:top w:val="single" w:sz="4" w:color="9FB3C8"/>
-              <w:left w:val="single" w:sz="4" w:color="9FB3C8"/>
-              <w:bottom w:val="single" w:sz="4" w:color="9FB3C8"/>
-              <w:right w:val="single" w:sz="4" w:color="9FB3C8"/>
-            </w:tcBorders>
-          </w:tcPr>
-          <w:p>
-            <w:pPr>
-              <w:spacing w:after="20"/>
-              <w:jc w:val="center"/>
-            </w:pPr>
-            <w:r>
-              <w:rPr>
-                <w:rFonts w:ascii="Arial" w:hAnsi="Arial" w:eastAsia="Arial"/>
-                <w:b/>
-                <w:i w:val="0"/>
-                <w:sz w:val="26"/>
-              </w:rPr>
-              <w:t>B</w:t>
-            </w:r>
-          </w:p>
-        </w:tc>
-        <w:tc>
-          <w:tcPr>
-            <w:tcW w:type="dxa" w:w="488"/>
-            <w:tcBorders>
-              <w:top w:val="single" w:sz="4" w:color="9FB3C8"/>
-              <w:left w:val="single" w:sz="4" w:color="9FB3C8"/>
-              <w:bottom w:val="single" w:sz="4" w:color="9FB3C8"/>
-              <w:right w:val="single" w:sz="4" w:color="9FB3C8"/>
-            </w:tcBorders>
-          </w:tcPr>
-          <w:p>
-            <w:pPr>
-              <w:spacing w:after="20"/>
-              <w:jc w:val="center"/>
-            </w:pPr>
-            <w:r>
-              <w:rPr>
-                <w:rFonts w:ascii="Arial" w:hAnsi="Arial" w:eastAsia="Arial"/>
-                <w:b/>
-                <w:i w:val="0"/>
-                <w:sz w:val="26"/>
-              </w:rPr>
-              <w:t>B</w:t>
-            </w:r>
-          </w:p>
-        </w:tc>
-        <w:tc>
-          <w:tcPr>
-            <w:tcW w:type="dxa" w:w="488"/>
-            <w:tcBorders>
-              <w:top w:val="single" w:sz="4" w:color="9FB3C8"/>
-              <w:left w:val="single" w:sz="4" w:color="9FB3C8"/>
-              <w:bottom w:val="single" w:sz="4" w:color="9FB3C8"/>
-              <w:right w:val="single" w:sz="4" w:color="9FB3C8"/>
-            </w:tcBorders>
-          </w:tcPr>
-          <w:p>
-            <w:pPr>
-              <w:spacing w:after="20"/>
-              <w:jc w:val="center"/>
-            </w:pPr>
-            <w:r>
-              <w:rPr>
-                <w:rFonts w:ascii="Arial" w:hAnsi="Arial" w:eastAsia="Arial"/>
-                <w:b/>
-                <w:i w:val="0"/>
-                <w:sz w:val="26"/>
-              </w:rPr>
-              <w:t>I</w:t>
-            </w:r>
-          </w:p>
-        </w:tc>
-        <w:tc>
-          <w:tcPr>
-            <w:tcW w:type="dxa" w:w="488"/>
-            <w:tcBorders>
-              <w:top w:val="single" w:sz="4" w:color="9FB3C8"/>
-              <w:left w:val="single" w:sz="4" w:color="9FB3C8"/>
-              <w:bottom w:val="single" w:sz="4" w:color="9FB3C8"/>
-              <w:right w:val="single" w:sz="4" w:color="9FB3C8"/>
-            </w:tcBorders>
-          </w:tcPr>
-          <w:p>
-            <w:pPr>
-              <w:spacing w:after="20"/>
-              <w:jc w:val="center"/>
-            </w:pPr>
-            <w:r>
-              <w:rPr>
-                <w:rFonts w:ascii="Arial" w:hAnsi="Arial" w:eastAsia="Arial"/>
-                <w:b/>
-                <w:i w:val="0"/>
-                <w:sz w:val="26"/>
-              </w:rPr>
-              <w:t>T</w:t>
-            </w:r>
-          </w:p>
-        </w:tc>
-      </w:tr>
-      <w:tr>
-        <w:trPr>
-          <w:trHeight w:val="488"/>
-        </w:trPr>
-        <w:tc>
-          <w:tcPr>
-            <w:tcW w:type="dxa" w:w="488"/>
-            <w:tcBorders>
-              <w:top w:val="single" w:sz="4" w:color="9FB3C8"/>
-              <w:left w:val="single" w:sz="4" w:color="9FB3C8"/>
-              <w:bottom w:val="single" w:sz="4" w:color="9FB3C8"/>
-              <w:right w:val="single" w:sz="4" w:color="9FB3C8"/>
-            </w:tcBorders>
-          </w:tcPr>
-          <w:p>
-            <w:pPr>
-              <w:spacing w:after="20"/>
-              <w:jc w:val="center"/>
-            </w:pPr>
-            <w:r>
-              <w:rPr>
-                <w:rFonts w:ascii="Arial" w:hAnsi="Arial" w:eastAsia="Arial"/>
-                <w:b/>
-                <w:i w:val="0"/>
-                <w:sz w:val="26"/>
-              </w:rPr>
-              <w:t>U</w:t>
-            </w:r>
-          </w:p>
-        </w:tc>
-        <w:tc>
-          <w:tcPr>
-            <w:tcW w:type="dxa" w:w="488"/>
-            <w:tcBorders>
-              <w:top w:val="single" w:sz="4" w:color="9FB3C8"/>
-              <w:left w:val="single" w:sz="4" w:color="9FB3C8"/>
-              <w:bottom w:val="single" w:sz="4" w:color="9FB3C8"/>
-              <w:right w:val="single" w:sz="4" w:color="9FB3C8"/>
-            </w:tcBorders>
-          </w:tcPr>
-          <w:p>
-            <w:pPr>
-              <w:spacing w:after="20"/>
-              <w:jc w:val="center"/>
-            </w:pPr>
-            <w:r>
-              <w:rPr>
-                <w:rFonts w:ascii="Arial" w:hAnsi="Arial" w:eastAsia="Arial"/>
-                <w:b/>
-                <w:i w:val="0"/>
-                <w:sz w:val="26"/>
-              </w:rPr>
-              <w:t>P</w:t>
+              <w:t>L</w:t>
             </w:r>
           </w:p>
         </w:tc>
@@ -5614,7 +5614,7 @@
                 <w:i w:val="0"/>
                 <w:sz w:val="26"/>
               </w:rPr>
-              <w:t>Y</w:t>
+              <w:t>V</w:t>
             </w:r>
           </w:p>
         </w:tc>
@@ -5645,7 +5645,7 @@
                 <w:i w:val="0"/>
                 <w:sz w:val="26"/>
               </w:rPr>
-              <w:t>S</w:t>
+              <w:t>A</w:t>
             </w:r>
           </w:p>
         </w:tc>
@@ -5671,7 +5671,7 @@
                 <w:i w:val="0"/>
                 <w:sz w:val="26"/>
               </w:rPr>
-              <w:t>Y</w:t>
+              <w:t>U</w:t>
             </w:r>
           </w:p>
         </w:tc>
@@ -5697,7 +5697,7 @@
                 <w:i w:val="0"/>
                 <w:sz w:val="26"/>
               </w:rPr>
-              <w:t>S</w:t>
+              <w:t>Z</w:t>
             </w:r>
           </w:p>
         </w:tc>
@@ -5723,7 +5723,7 @@
                 <w:i w:val="0"/>
                 <w:sz w:val="26"/>
               </w:rPr>
-              <w:t>L</w:t>
+              <w:t>J</w:t>
             </w:r>
           </w:p>
         </w:tc>
@@ -5749,137 +5749,7 @@
                 <w:i w:val="0"/>
                 <w:sz w:val="26"/>
               </w:rPr>
-              <w:t>Q</w:t>
-            </w:r>
-          </w:p>
-        </w:tc>
-        <w:tc>
-          <w:tcPr>
-            <w:tcW w:type="dxa" w:w="488"/>
-            <w:tcBorders>
-              <w:top w:val="single" w:sz="4" w:color="9FB3C8"/>
-              <w:left w:val="single" w:sz="4" w:color="9FB3C8"/>
-              <w:bottom w:val="single" w:sz="4" w:color="9FB3C8"/>
-              <w:right w:val="single" w:sz="4" w:color="9FB3C8"/>
-            </w:tcBorders>
-          </w:tcPr>
-          <w:p>
-            <w:pPr>
-              <w:spacing w:after="20"/>
-              <w:jc w:val="center"/>
-            </w:pPr>
-            <w:r>
-              <w:rPr>
-                <w:rFonts w:ascii="Arial" w:hAnsi="Arial" w:eastAsia="Arial"/>
-                <w:b/>
-                <w:i w:val="0"/>
-                <w:sz w:val="26"/>
-              </w:rPr>
-              <w:t>F</w:t>
-            </w:r>
-          </w:p>
-        </w:tc>
-        <w:tc>
-          <w:tcPr>
-            <w:tcW w:type="dxa" w:w="488"/>
-            <w:tcBorders>
-              <w:top w:val="single" w:sz="4" w:color="9FB3C8"/>
-              <w:left w:val="single" w:sz="4" w:color="9FB3C8"/>
-              <w:bottom w:val="single" w:sz="4" w:color="9FB3C8"/>
-              <w:right w:val="single" w:sz="4" w:color="9FB3C8"/>
-            </w:tcBorders>
-          </w:tcPr>
-          <w:p>
-            <w:pPr>
-              <w:spacing w:after="20"/>
-              <w:jc w:val="center"/>
-            </w:pPr>
-            <w:r>
-              <w:rPr>
-                <w:rFonts w:ascii="Arial" w:hAnsi="Arial" w:eastAsia="Arial"/>
-                <w:b/>
-                <w:i w:val="0"/>
-                <w:sz w:val="26"/>
-              </w:rPr>
-              <w:t>L</w:t>
-            </w:r>
-          </w:p>
-        </w:tc>
-        <w:tc>
-          <w:tcPr>
-            <w:tcW w:type="dxa" w:w="488"/>
-            <w:tcBorders>
-              <w:top w:val="single" w:sz="4" w:color="9FB3C8"/>
-              <w:left w:val="single" w:sz="4" w:color="9FB3C8"/>
-              <w:bottom w:val="single" w:sz="4" w:color="9FB3C8"/>
-              <w:right w:val="single" w:sz="4" w:color="9FB3C8"/>
-            </w:tcBorders>
-          </w:tcPr>
-          <w:p>
-            <w:pPr>
-              <w:spacing w:after="20"/>
-              <w:jc w:val="center"/>
-            </w:pPr>
-            <w:r>
-              <w:rPr>
-                <w:rFonts w:ascii="Arial" w:hAnsi="Arial" w:eastAsia="Arial"/>
-                <w:b/>
-                <w:i w:val="0"/>
-                <w:sz w:val="26"/>
-              </w:rPr>
-              <w:t>O</w:t>
-            </w:r>
-          </w:p>
-        </w:tc>
-        <w:tc>
-          <w:tcPr>
-            <w:tcW w:type="dxa" w:w="488"/>
-            <w:tcBorders>
-              <w:top w:val="single" w:sz="4" w:color="9FB3C8"/>
-              <w:left w:val="single" w:sz="4" w:color="9FB3C8"/>
-              <w:bottom w:val="single" w:sz="4" w:color="9FB3C8"/>
-              <w:right w:val="single" w:sz="4" w:color="9FB3C8"/>
-            </w:tcBorders>
-          </w:tcPr>
-          <w:p>
-            <w:pPr>
-              <w:spacing w:after="20"/>
-              <w:jc w:val="center"/>
-            </w:pPr>
-            <w:r>
-              <w:rPr>
-                <w:rFonts w:ascii="Arial" w:hAnsi="Arial" w:eastAsia="Arial"/>
-                <w:b/>
-                <w:i w:val="0"/>
-                <w:sz w:val="26"/>
-              </w:rPr>
-              <w:t>W</w:t>
-            </w:r>
-          </w:p>
-        </w:tc>
-        <w:tc>
-          <w:tcPr>
-            <w:tcW w:type="dxa" w:w="488"/>
-            <w:tcBorders>
-              <w:top w:val="single" w:sz="4" w:color="9FB3C8"/>
-              <w:left w:val="single" w:sz="4" w:color="9FB3C8"/>
-              <w:bottom w:val="single" w:sz="4" w:color="9FB3C8"/>
-              <w:right w:val="single" w:sz="4" w:color="9FB3C8"/>
-            </w:tcBorders>
-          </w:tcPr>
-          <w:p>
-            <w:pPr>
-              <w:spacing w:after="20"/>
-              <w:jc w:val="center"/>
-            </w:pPr>
-            <w:r>
-              <w:rPr>
-                <w:rFonts w:ascii="Arial" w:hAnsi="Arial" w:eastAsia="Arial"/>
-                <w:b/>
-                <w:i w:val="0"/>
-                <w:sz w:val="26"/>
-              </w:rPr>
-              <w:t>E</w:t>
+              <w:t>D</w:t>
             </w:r>
           </w:p>
         </w:tc>
@@ -5931,7 +5801,137 @@
                 <w:i w:val="0"/>
                 <w:sz w:val="26"/>
               </w:rPr>
-              <w:t>F</w:t>
+              <w:t>A</w:t>
+            </w:r>
+          </w:p>
+        </w:tc>
+        <w:tc>
+          <w:tcPr>
+            <w:tcW w:type="dxa" w:w="488"/>
+            <w:tcBorders>
+              <w:top w:val="single" w:sz="4" w:color="9FB3C8"/>
+              <w:left w:val="single" w:sz="4" w:color="9FB3C8"/>
+              <w:bottom w:val="single" w:sz="4" w:color="9FB3C8"/>
+              <w:right w:val="single" w:sz="4" w:color="9FB3C8"/>
+            </w:tcBorders>
+          </w:tcPr>
+          <w:p>
+            <w:pPr>
+              <w:spacing w:after="20"/>
+              <w:jc w:val="center"/>
+            </w:pPr>
+            <w:r>
+              <w:rPr>
+                <w:rFonts w:ascii="Arial" w:hAnsi="Arial" w:eastAsia="Arial"/>
+                <w:b/>
+                <w:i w:val="0"/>
+                <w:sz w:val="26"/>
+              </w:rPr>
+              <w:t>B</w:t>
+            </w:r>
+          </w:p>
+        </w:tc>
+        <w:tc>
+          <w:tcPr>
+            <w:tcW w:type="dxa" w:w="488"/>
+            <w:tcBorders>
+              <w:top w:val="single" w:sz="4" w:color="9FB3C8"/>
+              <w:left w:val="single" w:sz="4" w:color="9FB3C8"/>
+              <w:bottom w:val="single" w:sz="4" w:color="9FB3C8"/>
+              <w:right w:val="single" w:sz="4" w:color="9FB3C8"/>
+            </w:tcBorders>
+          </w:tcPr>
+          <w:p>
+            <w:pPr>
+              <w:spacing w:after="20"/>
+              <w:jc w:val="center"/>
+            </w:pPr>
+            <w:r>
+              <w:rPr>
+                <w:rFonts w:ascii="Arial" w:hAnsi="Arial" w:eastAsia="Arial"/>
+                <w:b/>
+                <w:i w:val="0"/>
+                <w:sz w:val="26"/>
+              </w:rPr>
+              <w:t>B</w:t>
+            </w:r>
+          </w:p>
+        </w:tc>
+        <w:tc>
+          <w:tcPr>
+            <w:tcW w:type="dxa" w:w="488"/>
+            <w:tcBorders>
+              <w:top w:val="single" w:sz="4" w:color="9FB3C8"/>
+              <w:left w:val="single" w:sz="4" w:color="9FB3C8"/>
+              <w:bottom w:val="single" w:sz="4" w:color="9FB3C8"/>
+              <w:right w:val="single" w:sz="4" w:color="9FB3C8"/>
+            </w:tcBorders>
+          </w:tcPr>
+          <w:p>
+            <w:pPr>
+              <w:spacing w:after="20"/>
+              <w:jc w:val="center"/>
+            </w:pPr>
+            <w:r>
+              <w:rPr>
+                <w:rFonts w:ascii="Arial" w:hAnsi="Arial" w:eastAsia="Arial"/>
+                <w:b/>
+                <w:i w:val="0"/>
+                <w:sz w:val="26"/>
+              </w:rPr>
+              <w:t>I</w:t>
+            </w:r>
+          </w:p>
+        </w:tc>
+        <w:tc>
+          <w:tcPr>
+            <w:tcW w:type="dxa" w:w="488"/>
+            <w:tcBorders>
+              <w:top w:val="single" w:sz="4" w:color="9FB3C8"/>
+              <w:left w:val="single" w:sz="4" w:color="9FB3C8"/>
+              <w:bottom w:val="single" w:sz="4" w:color="9FB3C8"/>
+              <w:right w:val="single" w:sz="4" w:color="9FB3C8"/>
+            </w:tcBorders>
+          </w:tcPr>
+          <w:p>
+            <w:pPr>
+              <w:spacing w:after="20"/>
+              <w:jc w:val="center"/>
+            </w:pPr>
+            <w:r>
+              <w:rPr>
+                <w:rFonts w:ascii="Arial" w:hAnsi="Arial" w:eastAsia="Arial"/>
+                <w:b/>
+                <w:i w:val="0"/>
+                <w:sz w:val="26"/>
+              </w:rPr>
+              <w:t>T</w:t>
+            </w:r>
+          </w:p>
+        </w:tc>
+        <w:tc>
+          <w:tcPr>
+            <w:tcW w:type="dxa" w:w="488"/>
+            <w:tcBorders>
+              <w:top w:val="single" w:sz="4" w:color="9FB3C8"/>
+              <w:left w:val="single" w:sz="4" w:color="9FB3C8"/>
+              <w:bottom w:val="single" w:sz="4" w:color="9FB3C8"/>
+              <w:right w:val="single" w:sz="4" w:color="9FB3C8"/>
+            </w:tcBorders>
+          </w:tcPr>
+          <w:p>
+            <w:pPr>
+              <w:spacing w:after="20"/>
+              <w:jc w:val="center"/>
+            </w:pPr>
+            <w:r>
+              <w:rPr>
+                <w:rFonts w:ascii="Arial" w:hAnsi="Arial" w:eastAsia="Arial"/>
+                <w:b/>
+                <w:i w:val="0"/>
+                <w:sz w:val="26"/>
+              </w:rPr>
+              <w:t>J</w:t>
             </w:r>
           </w:p>
         </w:tc>
@@ -6058,7 +6058,7 @@
                 <w:i w:val="0"/>
                 <w:sz w:val="21"/>
               </w:rPr>
-              <w:t>tortoise</w:t>
+              <w:t>turtle</w:t>
             </w:r>
           </w:p>
         </w:tc>
@@ -6515,7 +6515,7 @@
                 <w:i w:val="0"/>
                 <w:sz w:val="21"/>
               </w:rPr>
-              <w:t>tortoise</w:t>
+              <w:t>turtle</w:t>
             </w:r>
           </w:p>
         </w:tc>
